--- a/documentos/entregas/Documentacao_Oficial_EstoqueRevisao_v1_0.docx
+++ b/documentos/entregas/Documentacao_Oficial_EstoqueRevisao_v1_0.docx
@@ -473,7 +473,7 @@
                 <w:color w:val="000000"/>
                 <w:sz w:val="18"/>
               </w:rPr>
-              <w:t>Arquitetura, Funcionalidades, Regras de negócio e complementos identificados ao final</w:t>
+              <w:t>Arquitetura, Funcionalidades, Regras de negócio e complementos até a etapa 63</w:t>
             </w:r>
           </w:p>
         </w:tc>
@@ -575,11 +575,6 @@
       <w:pPr/>
       <w:r>
         <w:t>O backlog é um documento complementar de planejamento. Seus itens propostos não ampliam as regras vigentes nem representam compromisso de prazo.</w:t>
-      </w:r>
-    </w:p>
-    <w:p>
-      <w:r>
-        <w:br w:type="page"/>
       </w:r>
     </w:p>
     <w:p>
@@ -2172,11 +2167,6 @@
       <w:pPr/>
       <w:r>
         <w:t>Notificações externas, transformação específica do Varejo, mapa físico detalhado, reversão automática encadeada, perfis personalizados e análises avançadas permanecem fora do escopo implementado. Os relatórios possuem consultas na interface; seus endpoints CSV ainda não têm interface de exportação.</w:t>
-      </w:r>
-    </w:p>
-    <w:p>
-      <w:r>
-        <w:br w:type="page"/>
       </w:r>
     </w:p>
     <w:p>
@@ -2776,11 +2766,6 @@
       <w:pPr/>
       <w:r>
         <w:t>Tema claro ou escuro e cor hexadecimal do fundo pertencem à conta e não alteram autorização. Presença usa heartbeat a cada 20 segundos com aba visível; online significa atividade nos últimos 60 segundos em sessão válida de conta ativa. PCP vê colegas no modo PCP; administradores gerais e de área consultam todos. A indicação não reserva registros nem impede concorrência.</w:t>
-      </w:r>
-    </w:p>
-    <w:p>
-      <w:r>
-        <w:br w:type="page"/>
       </w:r>
     </w:p>
     <w:p>
@@ -3586,11 +3571,6 @@
       </w:r>
     </w:p>
     <w:p>
-      <w:r>
-        <w:br w:type="page"/>
-      </w:r>
-    </w:p>
-    <w:p>
       <w:pPr>
         <w:pStyle w:val="Heading1"/>
       </w:pPr>
@@ -3677,9 +3657,9 @@
         </w:tblBorders>
       </w:tblPr>
       <w:tblGrid>
-        <w:gridCol w:w="822"/>
-        <w:gridCol w:w="3969"/>
-        <w:gridCol w:w="4847"/>
+        <w:gridCol w:w="1928"/>
+        <w:gridCol w:w="3798"/>
+        <w:gridCol w:w="3912"/>
       </w:tblGrid>
       <w:tr>
         <w:trPr>
@@ -3688,7 +3668,7 @@
         </w:trPr>
         <w:tc>
           <w:tcPr>
-            <w:tcW w:type="dxa" w:w="822"/>
+            <w:tcW w:type="dxa" w:w="1928"/>
             <w:vAlign w:val="center"/>
             <w:tcMar>
               <w:top w:w="80" w:type="dxa"/>
@@ -3702,7 +3682,6 @@
             <w:pPr>
               <w:keepNext w:val="0"/>
               <w:spacing w:after="0" w:line="250" w:lineRule="auto"/>
-              <w:jc w:val="center"/>
             </w:pPr>
             <w:r>
               <w:rPr>
@@ -3717,7 +3696,7 @@
         </w:tc>
         <w:tc>
           <w:tcPr>
-            <w:tcW w:type="dxa" w:w="3969"/>
+            <w:tcW w:type="dxa" w:w="3798"/>
             <w:vAlign w:val="center"/>
             <w:tcMar>
               <w:top w:w="80" w:type="dxa"/>
@@ -3745,7 +3724,7 @@
         </w:tc>
         <w:tc>
           <w:tcPr>
-            <w:tcW w:type="dxa" w:w="4847"/>
+            <w:tcW w:type="dxa" w:w="3912"/>
             <w:vAlign w:val="center"/>
             <w:tcMar>
               <w:top w:w="80" w:type="dxa"/>
@@ -3778,7 +3757,7 @@
         </w:trPr>
         <w:tc>
           <w:tcPr>
-            <w:tcW w:type="dxa" w:w="822"/>
+            <w:tcW w:type="dxa" w:w="1928"/>
             <w:vAlign w:val="center"/>
             <w:tcMar>
               <w:top w:w="80" w:type="dxa"/>
@@ -3792,7 +3771,6 @@
             <w:pPr>
               <w:keepNext w:val="0"/>
               <w:spacing w:after="0" w:line="250" w:lineRule="auto"/>
-              <w:jc w:val="center"/>
             </w:pPr>
             <w:r>
               <w:rPr>
@@ -3807,7 +3785,7 @@
         </w:tc>
         <w:tc>
           <w:tcPr>
-            <w:tcW w:type="dxa" w:w="3969"/>
+            <w:tcW w:type="dxa" w:w="3798"/>
             <w:vAlign w:val="center"/>
             <w:tcMar>
               <w:top w:w="80" w:type="dxa"/>
@@ -3835,7 +3813,7 @@
         </w:tc>
         <w:tc>
           <w:tcPr>
-            <w:tcW w:type="dxa" w:w="4847"/>
+            <w:tcW w:type="dxa" w:w="3912"/>
             <w:vAlign w:val="center"/>
             <w:tcMar>
               <w:top w:w="80" w:type="dxa"/>
@@ -3868,7 +3846,7 @@
         </w:trPr>
         <w:tc>
           <w:tcPr>
-            <w:tcW w:type="dxa" w:w="822"/>
+            <w:tcW w:type="dxa" w:w="1928"/>
             <w:vAlign w:val="center"/>
             <w:tcMar>
               <w:top w:w="80" w:type="dxa"/>
@@ -3882,7 +3860,6 @@
             <w:pPr>
               <w:keepNext w:val="0"/>
               <w:spacing w:after="0" w:line="250" w:lineRule="auto"/>
-              <w:jc w:val="center"/>
             </w:pPr>
             <w:r>
               <w:rPr>
@@ -3897,7 +3874,7 @@
         </w:tc>
         <w:tc>
           <w:tcPr>
-            <w:tcW w:type="dxa" w:w="3969"/>
+            <w:tcW w:type="dxa" w:w="3798"/>
             <w:vAlign w:val="center"/>
             <w:tcMar>
               <w:top w:w="80" w:type="dxa"/>
@@ -3925,7 +3902,7 @@
         </w:tc>
         <w:tc>
           <w:tcPr>
-            <w:tcW w:type="dxa" w:w="4847"/>
+            <w:tcW w:type="dxa" w:w="3912"/>
             <w:vAlign w:val="center"/>
             <w:tcMar>
               <w:top w:w="80" w:type="dxa"/>
@@ -3958,7 +3935,7 @@
         </w:trPr>
         <w:tc>
           <w:tcPr>
-            <w:tcW w:type="dxa" w:w="822"/>
+            <w:tcW w:type="dxa" w:w="1928"/>
             <w:vAlign w:val="center"/>
             <w:tcMar>
               <w:top w:w="80" w:type="dxa"/>
@@ -3972,7 +3949,6 @@
             <w:pPr>
               <w:keepNext w:val="0"/>
               <w:spacing w:after="0" w:line="250" w:lineRule="auto"/>
-              <w:jc w:val="center"/>
             </w:pPr>
             <w:r>
               <w:rPr>
@@ -3987,7 +3963,7 @@
         </w:tc>
         <w:tc>
           <w:tcPr>
-            <w:tcW w:type="dxa" w:w="3969"/>
+            <w:tcW w:type="dxa" w:w="3798"/>
             <w:vAlign w:val="center"/>
             <w:tcMar>
               <w:top w:w="80" w:type="dxa"/>
@@ -4015,7 +3991,7 @@
         </w:tc>
         <w:tc>
           <w:tcPr>
-            <w:tcW w:type="dxa" w:w="4847"/>
+            <w:tcW w:type="dxa" w:w="3912"/>
             <w:vAlign w:val="center"/>
             <w:tcMar>
               <w:top w:w="80" w:type="dxa"/>
@@ -4048,7 +4024,7 @@
         </w:trPr>
         <w:tc>
           <w:tcPr>
-            <w:tcW w:type="dxa" w:w="822"/>
+            <w:tcW w:type="dxa" w:w="1928"/>
             <w:vAlign w:val="center"/>
             <w:tcMar>
               <w:top w:w="80" w:type="dxa"/>
@@ -4062,7 +4038,6 @@
             <w:pPr>
               <w:keepNext w:val="0"/>
               <w:spacing w:after="0" w:line="250" w:lineRule="auto"/>
-              <w:jc w:val="center"/>
             </w:pPr>
             <w:r>
               <w:rPr>
@@ -4077,7 +4052,7 @@
         </w:tc>
         <w:tc>
           <w:tcPr>
-            <w:tcW w:type="dxa" w:w="3969"/>
+            <w:tcW w:type="dxa" w:w="3798"/>
             <w:vAlign w:val="center"/>
             <w:tcMar>
               <w:top w:w="80" w:type="dxa"/>
@@ -4105,7 +4080,7 @@
         </w:tc>
         <w:tc>
           <w:tcPr>
-            <w:tcW w:type="dxa" w:w="4847"/>
+            <w:tcW w:type="dxa" w:w="3912"/>
             <w:vAlign w:val="center"/>
             <w:tcMar>
               <w:top w:w="80" w:type="dxa"/>
@@ -4162,11 +4137,6 @@
       <w:pPr/>
       <w:r>
         <w:t>A request_key UUID identifica a criação. Reenvio compatível pelo mesmo usuário e tipo retorna o documento existente; reutilização incompatível causa conflito. Movimentações confirmadas, envios e itens não são editados nem excluídos fisicamente. Correções usam novas operações ou estorno elegível. UUID continua sendo a chave técnica das relações e rotas.</w:t>
-      </w:r>
-    </w:p>
-    <w:p>
-      <w:r>
-        <w:br w:type="page"/>
       </w:r>
     </w:p>
     <w:p>
@@ -4717,11 +4687,6 @@
       <w:pPr/>
       <w:r>
         <w:t>Movimentação vinculada a envio confirmado não permite cancelamento isolado. Uma devolução exige novo envio no sentido inverso e decisão do outro setor. Recusas permitem iniciar outro envio independente, preservando o documento recusado.</w:t>
-      </w:r>
-    </w:p>
-    <w:p>
-      <w:r>
-        <w:br w:type="page"/>
       </w:r>
     </w:p>
     <w:p>
@@ -4821,11 +4786,6 @@
       </w:r>
     </w:p>
     <w:p>
-      <w:r>
-        <w:br w:type="page"/>
-      </w:r>
-    </w:p>
-    <w:p>
       <w:pPr>
         <w:pStyle w:val="Heading1"/>
       </w:pPr>
@@ -4920,11 +4880,6 @@
       </w:r>
     </w:p>
     <w:p>
-      <w:r>
-        <w:br w:type="page"/>
-      </w:r>
-    </w:p>
-    <w:p>
       <w:pPr>
         <w:pStyle w:val="Heading1"/>
       </w:pPr>
@@ -5010,11 +4965,6 @@
       <w:pPr/>
       <w:r>
         <w:t>As três operações aceitam vários itens, inteiros positivos, confirmação do resumo e chave idempotente. Saída, transferência e revisão não repetem a mesma combinação produto e variante; validades diferentes são itens distintos. Uma falha reverte o documento inteiro.</w:t>
-      </w:r>
-    </w:p>
-    <w:p>
-      <w:r>
-        <w:br w:type="page"/>
       </w:r>
     </w:p>
     <w:p>
@@ -5499,11 +5449,6 @@
       </w:r>
     </w:p>
     <w:p>
-      <w:r>
-        <w:br w:type="page"/>
-      </w:r>
-    </w:p>
-    <w:p>
       <w:pPr>
         <w:pStyle w:val="Heading1"/>
       </w:pPr>
@@ -5590,11 +5535,6 @@
       </w:r>
     </w:p>
     <w:p>
-      <w:r>
-        <w:br w:type="page"/>
-      </w:r>
-    </w:p>
-    <w:p>
       <w:pPr>
         <w:pStyle w:val="Heading1"/>
       </w:pPr>
@@ -6013,11 +5953,6 @@
       </w:r>
     </w:p>
     <w:p>
-      <w:r>
-        <w:br w:type="page"/>
-      </w:r>
-    </w:p>
-    <w:p>
       <w:pPr>
         <w:pStyle w:val="Heading1"/>
       </w:pPr>
@@ -6955,11 +6890,6 @@
       </w:r>
     </w:p>
     <w:p>
-      <w:r>
-        <w:br w:type="page"/>
-      </w:r>
-    </w:p>
-    <w:p>
       <w:pPr>
         <w:pStyle w:val="Heading1"/>
       </w:pPr>
@@ -7906,11 +7836,6 @@
       <w:pPr/>
       <w:r>
         <w:t>Quantidades ficam em numeric de precisão 18 e escala 6 por compatibilidade histórica, mas novas operações aceitam apenas inteiros. Eventos usam timestamptz; fabricação e validade usam date. Campos nulos preservam legados sem inventar dados ou reescrever operações antigas.</w:t>
-      </w:r>
-    </w:p>
-    <w:p>
-      <w:r>
-        <w:br w:type="page"/>
       </w:r>
     </w:p>
     <w:p>
@@ -8008,11 +7933,6 @@
       </w:r>
     </w:p>
     <w:p>
-      <w:r>
-        <w:br w:type="page"/>
-      </w:r>
-    </w:p>
-    <w:p>
       <w:pPr>
         <w:pStyle w:val="Heading1"/>
       </w:pPr>
@@ -8085,11 +8005,6 @@
       </w:r>
     </w:p>
     <w:p>
-      <w:r>
-        <w:br w:type="page"/>
-      </w:r>
-    </w:p>
-    <w:p>
       <w:pPr>
         <w:pStyle w:val="Heading1"/>
       </w:pPr>
@@ -8134,8 +8049,8 @@
             <w:tcW w:type="dxa" w:w="1191"/>
             <w:vAlign w:val="center"/>
             <w:tcMar>
-              <w:top w:w="80" w:type="dxa"/>
-              <w:bottom w:w="80" w:type="dxa"/>
+              <w:top w:w="65" w:type="dxa"/>
+              <w:bottom w:w="65" w:type="dxa"/>
               <w:left w:w="100" w:type="dxa"/>
               <w:right w:w="100" w:type="dxa"/>
             </w:tcMar>
@@ -8163,8 +8078,8 @@
             <w:tcW w:type="dxa" w:w="4677"/>
             <w:vAlign w:val="center"/>
             <w:tcMar>
-              <w:top w:w="80" w:type="dxa"/>
-              <w:bottom w:w="80" w:type="dxa"/>
+              <w:top w:w="65" w:type="dxa"/>
+              <w:bottom w:w="65" w:type="dxa"/>
               <w:left w:w="100" w:type="dxa"/>
               <w:right w:w="100" w:type="dxa"/>
             </w:tcMar>
@@ -8191,8 +8106,8 @@
             <w:tcW w:type="dxa" w:w="3770"/>
             <w:vAlign w:val="center"/>
             <w:tcMar>
-              <w:top w:w="80" w:type="dxa"/>
-              <w:bottom w:w="80" w:type="dxa"/>
+              <w:top w:w="65" w:type="dxa"/>
+              <w:bottom w:w="65" w:type="dxa"/>
               <w:left w:w="100" w:type="dxa"/>
               <w:right w:w="100" w:type="dxa"/>
             </w:tcMar>
@@ -8224,8 +8139,8 @@
             <w:tcW w:type="dxa" w:w="1191"/>
             <w:vAlign w:val="center"/>
             <w:tcMar>
-              <w:top w:w="80" w:type="dxa"/>
-              <w:bottom w:w="80" w:type="dxa"/>
+              <w:top w:w="65" w:type="dxa"/>
+              <w:bottom w:w="65" w:type="dxa"/>
               <w:left w:w="100" w:type="dxa"/>
               <w:right w:w="100" w:type="dxa"/>
             </w:tcMar>
@@ -8253,8 +8168,8 @@
             <w:tcW w:type="dxa" w:w="4677"/>
             <w:vAlign w:val="center"/>
             <w:tcMar>
-              <w:top w:w="80" w:type="dxa"/>
-              <w:bottom w:w="80" w:type="dxa"/>
+              <w:top w:w="65" w:type="dxa"/>
+              <w:bottom w:w="65" w:type="dxa"/>
               <w:left w:w="100" w:type="dxa"/>
               <w:right w:w="100" w:type="dxa"/>
             </w:tcMar>
@@ -8281,8 +8196,8 @@
             <w:tcW w:type="dxa" w:w="3770"/>
             <w:vAlign w:val="center"/>
             <w:tcMar>
-              <w:top w:w="80" w:type="dxa"/>
-              <w:bottom w:w="80" w:type="dxa"/>
+              <w:top w:w="65" w:type="dxa"/>
+              <w:bottom w:w="65" w:type="dxa"/>
               <w:left w:w="100" w:type="dxa"/>
               <w:right w:w="100" w:type="dxa"/>
             </w:tcMar>
@@ -8314,8 +8229,8 @@
             <w:tcW w:type="dxa" w:w="1191"/>
             <w:vAlign w:val="center"/>
             <w:tcMar>
-              <w:top w:w="80" w:type="dxa"/>
-              <w:bottom w:w="80" w:type="dxa"/>
+              <w:top w:w="65" w:type="dxa"/>
+              <w:bottom w:w="65" w:type="dxa"/>
               <w:left w:w="100" w:type="dxa"/>
               <w:right w:w="100" w:type="dxa"/>
             </w:tcMar>
@@ -8343,8 +8258,8 @@
             <w:tcW w:type="dxa" w:w="4677"/>
             <w:vAlign w:val="center"/>
             <w:tcMar>
-              <w:top w:w="80" w:type="dxa"/>
-              <w:bottom w:w="80" w:type="dxa"/>
+              <w:top w:w="65" w:type="dxa"/>
+              <w:bottom w:w="65" w:type="dxa"/>
               <w:left w:w="100" w:type="dxa"/>
               <w:right w:w="100" w:type="dxa"/>
             </w:tcMar>
@@ -8371,8 +8286,8 @@
             <w:tcW w:type="dxa" w:w="3770"/>
             <w:vAlign w:val="center"/>
             <w:tcMar>
-              <w:top w:w="80" w:type="dxa"/>
-              <w:bottom w:w="80" w:type="dxa"/>
+              <w:top w:w="65" w:type="dxa"/>
+              <w:bottom w:w="65" w:type="dxa"/>
               <w:left w:w="100" w:type="dxa"/>
               <w:right w:w="100" w:type="dxa"/>
             </w:tcMar>
@@ -8404,8 +8319,8 @@
             <w:tcW w:type="dxa" w:w="1191"/>
             <w:vAlign w:val="center"/>
             <w:tcMar>
-              <w:top w:w="80" w:type="dxa"/>
-              <w:bottom w:w="80" w:type="dxa"/>
+              <w:top w:w="65" w:type="dxa"/>
+              <w:bottom w:w="65" w:type="dxa"/>
               <w:left w:w="100" w:type="dxa"/>
               <w:right w:w="100" w:type="dxa"/>
             </w:tcMar>
@@ -8433,8 +8348,8 @@
             <w:tcW w:type="dxa" w:w="4677"/>
             <w:vAlign w:val="center"/>
             <w:tcMar>
-              <w:top w:w="80" w:type="dxa"/>
-              <w:bottom w:w="80" w:type="dxa"/>
+              <w:top w:w="65" w:type="dxa"/>
+              <w:bottom w:w="65" w:type="dxa"/>
               <w:left w:w="100" w:type="dxa"/>
               <w:right w:w="100" w:type="dxa"/>
             </w:tcMar>
@@ -8461,8 +8376,8 @@
             <w:tcW w:type="dxa" w:w="3770"/>
             <w:vAlign w:val="center"/>
             <w:tcMar>
-              <w:top w:w="80" w:type="dxa"/>
-              <w:bottom w:w="80" w:type="dxa"/>
+              <w:top w:w="65" w:type="dxa"/>
+              <w:bottom w:w="65" w:type="dxa"/>
               <w:left w:w="100" w:type="dxa"/>
               <w:right w:w="100" w:type="dxa"/>
             </w:tcMar>
@@ -8494,8 +8409,8 @@
             <w:tcW w:type="dxa" w:w="1191"/>
             <w:vAlign w:val="center"/>
             <w:tcMar>
-              <w:top w:w="80" w:type="dxa"/>
-              <w:bottom w:w="80" w:type="dxa"/>
+              <w:top w:w="65" w:type="dxa"/>
+              <w:bottom w:w="65" w:type="dxa"/>
               <w:left w:w="100" w:type="dxa"/>
               <w:right w:w="100" w:type="dxa"/>
             </w:tcMar>
@@ -8523,8 +8438,8 @@
             <w:tcW w:type="dxa" w:w="4677"/>
             <w:vAlign w:val="center"/>
             <w:tcMar>
-              <w:top w:w="80" w:type="dxa"/>
-              <w:bottom w:w="80" w:type="dxa"/>
+              <w:top w:w="65" w:type="dxa"/>
+              <w:bottom w:w="65" w:type="dxa"/>
               <w:left w:w="100" w:type="dxa"/>
               <w:right w:w="100" w:type="dxa"/>
             </w:tcMar>
@@ -8551,8 +8466,8 @@
             <w:tcW w:type="dxa" w:w="3770"/>
             <w:vAlign w:val="center"/>
             <w:tcMar>
-              <w:top w:w="80" w:type="dxa"/>
-              <w:bottom w:w="80" w:type="dxa"/>
+              <w:top w:w="65" w:type="dxa"/>
+              <w:bottom w:w="65" w:type="dxa"/>
               <w:left w:w="100" w:type="dxa"/>
               <w:right w:w="100" w:type="dxa"/>
             </w:tcMar>
@@ -8584,8 +8499,8 @@
             <w:tcW w:type="dxa" w:w="1191"/>
             <w:vAlign w:val="center"/>
             <w:tcMar>
-              <w:top w:w="80" w:type="dxa"/>
-              <w:bottom w:w="80" w:type="dxa"/>
+              <w:top w:w="65" w:type="dxa"/>
+              <w:bottom w:w="65" w:type="dxa"/>
               <w:left w:w="100" w:type="dxa"/>
               <w:right w:w="100" w:type="dxa"/>
             </w:tcMar>
@@ -8613,8 +8528,8 @@
             <w:tcW w:type="dxa" w:w="4677"/>
             <w:vAlign w:val="center"/>
             <w:tcMar>
-              <w:top w:w="80" w:type="dxa"/>
-              <w:bottom w:w="80" w:type="dxa"/>
+              <w:top w:w="65" w:type="dxa"/>
+              <w:bottom w:w="65" w:type="dxa"/>
               <w:left w:w="100" w:type="dxa"/>
               <w:right w:w="100" w:type="dxa"/>
             </w:tcMar>
@@ -8641,8 +8556,8 @@
             <w:tcW w:type="dxa" w:w="3770"/>
             <w:vAlign w:val="center"/>
             <w:tcMar>
-              <w:top w:w="80" w:type="dxa"/>
-              <w:bottom w:w="80" w:type="dxa"/>
+              <w:top w:w="65" w:type="dxa"/>
+              <w:bottom w:w="65" w:type="dxa"/>
               <w:left w:w="100" w:type="dxa"/>
               <w:right w:w="100" w:type="dxa"/>
             </w:tcMar>
@@ -8674,8 +8589,8 @@
             <w:tcW w:type="dxa" w:w="1191"/>
             <w:vAlign w:val="center"/>
             <w:tcMar>
-              <w:top w:w="80" w:type="dxa"/>
-              <w:bottom w:w="80" w:type="dxa"/>
+              <w:top w:w="65" w:type="dxa"/>
+              <w:bottom w:w="65" w:type="dxa"/>
               <w:left w:w="100" w:type="dxa"/>
               <w:right w:w="100" w:type="dxa"/>
             </w:tcMar>
@@ -8703,8 +8618,8 @@
             <w:tcW w:type="dxa" w:w="4677"/>
             <w:vAlign w:val="center"/>
             <w:tcMar>
-              <w:top w:w="80" w:type="dxa"/>
-              <w:bottom w:w="80" w:type="dxa"/>
+              <w:top w:w="65" w:type="dxa"/>
+              <w:bottom w:w="65" w:type="dxa"/>
               <w:left w:w="100" w:type="dxa"/>
               <w:right w:w="100" w:type="dxa"/>
             </w:tcMar>
@@ -8731,8 +8646,8 @@
             <w:tcW w:type="dxa" w:w="3770"/>
             <w:vAlign w:val="center"/>
             <w:tcMar>
-              <w:top w:w="80" w:type="dxa"/>
-              <w:bottom w:w="80" w:type="dxa"/>
+              <w:top w:w="65" w:type="dxa"/>
+              <w:bottom w:w="65" w:type="dxa"/>
               <w:left w:w="100" w:type="dxa"/>
               <w:right w:w="100" w:type="dxa"/>
             </w:tcMar>
@@ -8764,8 +8679,8 @@
             <w:tcW w:type="dxa" w:w="1191"/>
             <w:vAlign w:val="center"/>
             <w:tcMar>
-              <w:top w:w="80" w:type="dxa"/>
-              <w:bottom w:w="80" w:type="dxa"/>
+              <w:top w:w="65" w:type="dxa"/>
+              <w:bottom w:w="65" w:type="dxa"/>
               <w:left w:w="100" w:type="dxa"/>
               <w:right w:w="100" w:type="dxa"/>
             </w:tcMar>
@@ -8793,8 +8708,8 @@
             <w:tcW w:type="dxa" w:w="4677"/>
             <w:vAlign w:val="center"/>
             <w:tcMar>
-              <w:top w:w="80" w:type="dxa"/>
-              <w:bottom w:w="80" w:type="dxa"/>
+              <w:top w:w="65" w:type="dxa"/>
+              <w:bottom w:w="65" w:type="dxa"/>
               <w:left w:w="100" w:type="dxa"/>
               <w:right w:w="100" w:type="dxa"/>
             </w:tcMar>
@@ -8821,8 +8736,8 @@
             <w:tcW w:type="dxa" w:w="3770"/>
             <w:vAlign w:val="center"/>
             <w:tcMar>
-              <w:top w:w="80" w:type="dxa"/>
-              <w:bottom w:w="80" w:type="dxa"/>
+              <w:top w:w="65" w:type="dxa"/>
+              <w:bottom w:w="65" w:type="dxa"/>
               <w:left w:w="100" w:type="dxa"/>
               <w:right w:w="100" w:type="dxa"/>
             </w:tcMar>
@@ -8854,8 +8769,8 @@
             <w:tcW w:type="dxa" w:w="1191"/>
             <w:vAlign w:val="center"/>
             <w:tcMar>
-              <w:top w:w="80" w:type="dxa"/>
-              <w:bottom w:w="80" w:type="dxa"/>
+              <w:top w:w="65" w:type="dxa"/>
+              <w:bottom w:w="65" w:type="dxa"/>
               <w:left w:w="100" w:type="dxa"/>
               <w:right w:w="100" w:type="dxa"/>
             </w:tcMar>
@@ -8883,8 +8798,8 @@
             <w:tcW w:type="dxa" w:w="4677"/>
             <w:vAlign w:val="center"/>
             <w:tcMar>
-              <w:top w:w="80" w:type="dxa"/>
-              <w:bottom w:w="80" w:type="dxa"/>
+              <w:top w:w="65" w:type="dxa"/>
+              <w:bottom w:w="65" w:type="dxa"/>
               <w:left w:w="100" w:type="dxa"/>
               <w:right w:w="100" w:type="dxa"/>
             </w:tcMar>
@@ -8911,8 +8826,8 @@
             <w:tcW w:type="dxa" w:w="3770"/>
             <w:vAlign w:val="center"/>
             <w:tcMar>
-              <w:top w:w="80" w:type="dxa"/>
-              <w:bottom w:w="80" w:type="dxa"/>
+              <w:top w:w="65" w:type="dxa"/>
+              <w:bottom w:w="65" w:type="dxa"/>
               <w:left w:w="100" w:type="dxa"/>
               <w:right w:w="100" w:type="dxa"/>
             </w:tcMar>
@@ -8944,8 +8859,8 @@
             <w:tcW w:type="dxa" w:w="1191"/>
             <w:vAlign w:val="center"/>
             <w:tcMar>
-              <w:top w:w="80" w:type="dxa"/>
-              <w:bottom w:w="80" w:type="dxa"/>
+              <w:top w:w="65" w:type="dxa"/>
+              <w:bottom w:w="65" w:type="dxa"/>
               <w:left w:w="100" w:type="dxa"/>
               <w:right w:w="100" w:type="dxa"/>
             </w:tcMar>
@@ -8973,8 +8888,8 @@
             <w:tcW w:type="dxa" w:w="4677"/>
             <w:vAlign w:val="center"/>
             <w:tcMar>
-              <w:top w:w="80" w:type="dxa"/>
-              <w:bottom w:w="80" w:type="dxa"/>
+              <w:top w:w="65" w:type="dxa"/>
+              <w:bottom w:w="65" w:type="dxa"/>
               <w:left w:w="100" w:type="dxa"/>
               <w:right w:w="100" w:type="dxa"/>
             </w:tcMar>
@@ -9001,8 +8916,8 @@
             <w:tcW w:type="dxa" w:w="3770"/>
             <w:vAlign w:val="center"/>
             <w:tcMar>
-              <w:top w:w="80" w:type="dxa"/>
-              <w:bottom w:w="80" w:type="dxa"/>
+              <w:top w:w="65" w:type="dxa"/>
+              <w:bottom w:w="65" w:type="dxa"/>
               <w:left w:w="100" w:type="dxa"/>
               <w:right w:w="100" w:type="dxa"/>
             </w:tcMar>
@@ -9034,8 +8949,8 @@
             <w:tcW w:type="dxa" w:w="1191"/>
             <w:vAlign w:val="center"/>
             <w:tcMar>
-              <w:top w:w="80" w:type="dxa"/>
-              <w:bottom w:w="80" w:type="dxa"/>
+              <w:top w:w="65" w:type="dxa"/>
+              <w:bottom w:w="65" w:type="dxa"/>
               <w:left w:w="100" w:type="dxa"/>
               <w:right w:w="100" w:type="dxa"/>
             </w:tcMar>
@@ -9063,8 +8978,8 @@
             <w:tcW w:type="dxa" w:w="4677"/>
             <w:vAlign w:val="center"/>
             <w:tcMar>
-              <w:top w:w="80" w:type="dxa"/>
-              <w:bottom w:w="80" w:type="dxa"/>
+              <w:top w:w="65" w:type="dxa"/>
+              <w:bottom w:w="65" w:type="dxa"/>
               <w:left w:w="100" w:type="dxa"/>
               <w:right w:w="100" w:type="dxa"/>
             </w:tcMar>
@@ -9091,8 +9006,8 @@
             <w:tcW w:type="dxa" w:w="3770"/>
             <w:vAlign w:val="center"/>
             <w:tcMar>
-              <w:top w:w="80" w:type="dxa"/>
-              <w:bottom w:w="80" w:type="dxa"/>
+              <w:top w:w="65" w:type="dxa"/>
+              <w:bottom w:w="65" w:type="dxa"/>
               <w:left w:w="100" w:type="dxa"/>
               <w:right w:w="100" w:type="dxa"/>
             </w:tcMar>
@@ -9124,8 +9039,8 @@
             <w:tcW w:type="dxa" w:w="1191"/>
             <w:vAlign w:val="center"/>
             <w:tcMar>
-              <w:top w:w="80" w:type="dxa"/>
-              <w:bottom w:w="80" w:type="dxa"/>
+              <w:top w:w="65" w:type="dxa"/>
+              <w:bottom w:w="65" w:type="dxa"/>
               <w:left w:w="100" w:type="dxa"/>
               <w:right w:w="100" w:type="dxa"/>
             </w:tcMar>
@@ -9153,8 +9068,8 @@
             <w:tcW w:type="dxa" w:w="4677"/>
             <w:vAlign w:val="center"/>
             <w:tcMar>
-              <w:top w:w="80" w:type="dxa"/>
-              <w:bottom w:w="80" w:type="dxa"/>
+              <w:top w:w="65" w:type="dxa"/>
+              <w:bottom w:w="65" w:type="dxa"/>
               <w:left w:w="100" w:type="dxa"/>
               <w:right w:w="100" w:type="dxa"/>
             </w:tcMar>
@@ -9181,8 +9096,8 @@
             <w:tcW w:type="dxa" w:w="3770"/>
             <w:vAlign w:val="center"/>
             <w:tcMar>
-              <w:top w:w="80" w:type="dxa"/>
-              <w:bottom w:w="80" w:type="dxa"/>
+              <w:top w:w="65" w:type="dxa"/>
+              <w:bottom w:w="65" w:type="dxa"/>
               <w:left w:w="100" w:type="dxa"/>
               <w:right w:w="100" w:type="dxa"/>
             </w:tcMar>
@@ -9214,8 +9129,8 @@
             <w:tcW w:type="dxa" w:w="1191"/>
             <w:vAlign w:val="center"/>
             <w:tcMar>
-              <w:top w:w="80" w:type="dxa"/>
-              <w:bottom w:w="80" w:type="dxa"/>
+              <w:top w:w="65" w:type="dxa"/>
+              <w:bottom w:w="65" w:type="dxa"/>
               <w:left w:w="100" w:type="dxa"/>
               <w:right w:w="100" w:type="dxa"/>
             </w:tcMar>
@@ -9243,8 +9158,8 @@
             <w:tcW w:type="dxa" w:w="4677"/>
             <w:vAlign w:val="center"/>
             <w:tcMar>
-              <w:top w:w="80" w:type="dxa"/>
-              <w:bottom w:w="80" w:type="dxa"/>
+              <w:top w:w="65" w:type="dxa"/>
+              <w:bottom w:w="65" w:type="dxa"/>
               <w:left w:w="100" w:type="dxa"/>
               <w:right w:w="100" w:type="dxa"/>
             </w:tcMar>
@@ -9271,8 +9186,8 @@
             <w:tcW w:type="dxa" w:w="3770"/>
             <w:vAlign w:val="center"/>
             <w:tcMar>
-              <w:top w:w="80" w:type="dxa"/>
-              <w:bottom w:w="80" w:type="dxa"/>
+              <w:top w:w="65" w:type="dxa"/>
+              <w:bottom w:w="65" w:type="dxa"/>
               <w:left w:w="100" w:type="dxa"/>
               <w:right w:w="100" w:type="dxa"/>
             </w:tcMar>
@@ -9304,8 +9219,8 @@
             <w:tcW w:type="dxa" w:w="1191"/>
             <w:vAlign w:val="center"/>
             <w:tcMar>
-              <w:top w:w="80" w:type="dxa"/>
-              <w:bottom w:w="80" w:type="dxa"/>
+              <w:top w:w="65" w:type="dxa"/>
+              <w:bottom w:w="65" w:type="dxa"/>
               <w:left w:w="100" w:type="dxa"/>
               <w:right w:w="100" w:type="dxa"/>
             </w:tcMar>
@@ -9333,8 +9248,8 @@
             <w:tcW w:type="dxa" w:w="4677"/>
             <w:vAlign w:val="center"/>
             <w:tcMar>
-              <w:top w:w="80" w:type="dxa"/>
-              <w:bottom w:w="80" w:type="dxa"/>
+              <w:top w:w="65" w:type="dxa"/>
+              <w:bottom w:w="65" w:type="dxa"/>
               <w:left w:w="100" w:type="dxa"/>
               <w:right w:w="100" w:type="dxa"/>
             </w:tcMar>
@@ -9361,8 +9276,8 @@
             <w:tcW w:type="dxa" w:w="3770"/>
             <w:vAlign w:val="center"/>
             <w:tcMar>
-              <w:top w:w="80" w:type="dxa"/>
-              <w:bottom w:w="80" w:type="dxa"/>
+              <w:top w:w="65" w:type="dxa"/>
+              <w:bottom w:w="65" w:type="dxa"/>
               <w:left w:w="100" w:type="dxa"/>
               <w:right w:w="100" w:type="dxa"/>
             </w:tcMar>
@@ -9394,8 +9309,8 @@
             <w:tcW w:type="dxa" w:w="1191"/>
             <w:vAlign w:val="center"/>
             <w:tcMar>
-              <w:top w:w="80" w:type="dxa"/>
-              <w:bottom w:w="80" w:type="dxa"/>
+              <w:top w:w="65" w:type="dxa"/>
+              <w:bottom w:w="65" w:type="dxa"/>
               <w:left w:w="100" w:type="dxa"/>
               <w:right w:w="100" w:type="dxa"/>
             </w:tcMar>
@@ -9423,8 +9338,8 @@
             <w:tcW w:type="dxa" w:w="4677"/>
             <w:vAlign w:val="center"/>
             <w:tcMar>
-              <w:top w:w="80" w:type="dxa"/>
-              <w:bottom w:w="80" w:type="dxa"/>
+              <w:top w:w="65" w:type="dxa"/>
+              <w:bottom w:w="65" w:type="dxa"/>
               <w:left w:w="100" w:type="dxa"/>
               <w:right w:w="100" w:type="dxa"/>
             </w:tcMar>
@@ -9451,8 +9366,8 @@
             <w:tcW w:type="dxa" w:w="3770"/>
             <w:vAlign w:val="center"/>
             <w:tcMar>
-              <w:top w:w="80" w:type="dxa"/>
-              <w:bottom w:w="80" w:type="dxa"/>
+              <w:top w:w="65" w:type="dxa"/>
+              <w:bottom w:w="65" w:type="dxa"/>
               <w:left w:w="100" w:type="dxa"/>
               <w:right w:w="100" w:type="dxa"/>
             </w:tcMar>
@@ -9484,8 +9399,8 @@
             <w:tcW w:type="dxa" w:w="1191"/>
             <w:vAlign w:val="center"/>
             <w:tcMar>
-              <w:top w:w="80" w:type="dxa"/>
-              <w:bottom w:w="80" w:type="dxa"/>
+              <w:top w:w="65" w:type="dxa"/>
+              <w:bottom w:w="65" w:type="dxa"/>
               <w:left w:w="100" w:type="dxa"/>
               <w:right w:w="100" w:type="dxa"/>
             </w:tcMar>
@@ -9513,8 +9428,8 @@
             <w:tcW w:type="dxa" w:w="4677"/>
             <w:vAlign w:val="center"/>
             <w:tcMar>
-              <w:top w:w="80" w:type="dxa"/>
-              <w:bottom w:w="80" w:type="dxa"/>
+              <w:top w:w="65" w:type="dxa"/>
+              <w:bottom w:w="65" w:type="dxa"/>
               <w:left w:w="100" w:type="dxa"/>
               <w:right w:w="100" w:type="dxa"/>
             </w:tcMar>
@@ -9541,8 +9456,8 @@
             <w:tcW w:type="dxa" w:w="3770"/>
             <w:vAlign w:val="center"/>
             <w:tcMar>
-              <w:top w:w="80" w:type="dxa"/>
-              <w:bottom w:w="80" w:type="dxa"/>
+              <w:top w:w="65" w:type="dxa"/>
+              <w:bottom w:w="65" w:type="dxa"/>
               <w:left w:w="100" w:type="dxa"/>
               <w:right w:w="100" w:type="dxa"/>
             </w:tcMar>
@@ -9574,8 +9489,8 @@
             <w:tcW w:type="dxa" w:w="1191"/>
             <w:vAlign w:val="center"/>
             <w:tcMar>
-              <w:top w:w="80" w:type="dxa"/>
-              <w:bottom w:w="80" w:type="dxa"/>
+              <w:top w:w="65" w:type="dxa"/>
+              <w:bottom w:w="65" w:type="dxa"/>
               <w:left w:w="100" w:type="dxa"/>
               <w:right w:w="100" w:type="dxa"/>
             </w:tcMar>
@@ -9603,8 +9518,8 @@
             <w:tcW w:type="dxa" w:w="4677"/>
             <w:vAlign w:val="center"/>
             <w:tcMar>
-              <w:top w:w="80" w:type="dxa"/>
-              <w:bottom w:w="80" w:type="dxa"/>
+              <w:top w:w="65" w:type="dxa"/>
+              <w:bottom w:w="65" w:type="dxa"/>
               <w:left w:w="100" w:type="dxa"/>
               <w:right w:w="100" w:type="dxa"/>
             </w:tcMar>
@@ -9631,8 +9546,8 @@
             <w:tcW w:type="dxa" w:w="3770"/>
             <w:vAlign w:val="center"/>
             <w:tcMar>
-              <w:top w:w="80" w:type="dxa"/>
-              <w:bottom w:w="80" w:type="dxa"/>
+              <w:top w:w="65" w:type="dxa"/>
+              <w:bottom w:w="65" w:type="dxa"/>
               <w:left w:w="100" w:type="dxa"/>
               <w:right w:w="100" w:type="dxa"/>
             </w:tcMar>
@@ -9664,8 +9579,8 @@
             <w:tcW w:type="dxa" w:w="1191"/>
             <w:vAlign w:val="center"/>
             <w:tcMar>
-              <w:top w:w="80" w:type="dxa"/>
-              <w:bottom w:w="80" w:type="dxa"/>
+              <w:top w:w="65" w:type="dxa"/>
+              <w:bottom w:w="65" w:type="dxa"/>
               <w:left w:w="100" w:type="dxa"/>
               <w:right w:w="100" w:type="dxa"/>
             </w:tcMar>
@@ -9693,8 +9608,8 @@
             <w:tcW w:type="dxa" w:w="4677"/>
             <w:vAlign w:val="center"/>
             <w:tcMar>
-              <w:top w:w="80" w:type="dxa"/>
-              <w:bottom w:w="80" w:type="dxa"/>
+              <w:top w:w="65" w:type="dxa"/>
+              <w:bottom w:w="65" w:type="dxa"/>
               <w:left w:w="100" w:type="dxa"/>
               <w:right w:w="100" w:type="dxa"/>
             </w:tcMar>
@@ -9721,8 +9636,8 @@
             <w:tcW w:type="dxa" w:w="3770"/>
             <w:vAlign w:val="center"/>
             <w:tcMar>
-              <w:top w:w="80" w:type="dxa"/>
-              <w:bottom w:w="80" w:type="dxa"/>
+              <w:top w:w="65" w:type="dxa"/>
+              <w:bottom w:w="65" w:type="dxa"/>
               <w:left w:w="100" w:type="dxa"/>
               <w:right w:w="100" w:type="dxa"/>
             </w:tcMar>
@@ -9754,8 +9669,8 @@
             <w:tcW w:type="dxa" w:w="1191"/>
             <w:vAlign w:val="center"/>
             <w:tcMar>
-              <w:top w:w="80" w:type="dxa"/>
-              <w:bottom w:w="80" w:type="dxa"/>
+              <w:top w:w="65" w:type="dxa"/>
+              <w:bottom w:w="65" w:type="dxa"/>
               <w:left w:w="100" w:type="dxa"/>
               <w:right w:w="100" w:type="dxa"/>
             </w:tcMar>
@@ -9783,8 +9698,8 @@
             <w:tcW w:type="dxa" w:w="4677"/>
             <w:vAlign w:val="center"/>
             <w:tcMar>
-              <w:top w:w="80" w:type="dxa"/>
-              <w:bottom w:w="80" w:type="dxa"/>
+              <w:top w:w="65" w:type="dxa"/>
+              <w:bottom w:w="65" w:type="dxa"/>
               <w:left w:w="100" w:type="dxa"/>
               <w:right w:w="100" w:type="dxa"/>
             </w:tcMar>
@@ -9811,8 +9726,8 @@
             <w:tcW w:type="dxa" w:w="3770"/>
             <w:vAlign w:val="center"/>
             <w:tcMar>
-              <w:top w:w="80" w:type="dxa"/>
-              <w:bottom w:w="80" w:type="dxa"/>
+              <w:top w:w="65" w:type="dxa"/>
+              <w:bottom w:w="65" w:type="dxa"/>
               <w:left w:w="100" w:type="dxa"/>
               <w:right w:w="100" w:type="dxa"/>
             </w:tcMar>
@@ -9844,8 +9759,8 @@
             <w:tcW w:type="dxa" w:w="1191"/>
             <w:vAlign w:val="center"/>
             <w:tcMar>
-              <w:top w:w="80" w:type="dxa"/>
-              <w:bottom w:w="80" w:type="dxa"/>
+              <w:top w:w="65" w:type="dxa"/>
+              <w:bottom w:w="65" w:type="dxa"/>
               <w:left w:w="100" w:type="dxa"/>
               <w:right w:w="100" w:type="dxa"/>
             </w:tcMar>
@@ -9873,8 +9788,8 @@
             <w:tcW w:type="dxa" w:w="4677"/>
             <w:vAlign w:val="center"/>
             <w:tcMar>
-              <w:top w:w="80" w:type="dxa"/>
-              <w:bottom w:w="80" w:type="dxa"/>
+              <w:top w:w="65" w:type="dxa"/>
+              <w:bottom w:w="65" w:type="dxa"/>
               <w:left w:w="100" w:type="dxa"/>
               <w:right w:w="100" w:type="dxa"/>
             </w:tcMar>
@@ -9901,8 +9816,8 @@
             <w:tcW w:type="dxa" w:w="3770"/>
             <w:vAlign w:val="center"/>
             <w:tcMar>
-              <w:top w:w="80" w:type="dxa"/>
-              <w:bottom w:w="80" w:type="dxa"/>
+              <w:top w:w="65" w:type="dxa"/>
+              <w:bottom w:w="65" w:type="dxa"/>
               <w:left w:w="100" w:type="dxa"/>
               <w:right w:w="100" w:type="dxa"/>
             </w:tcMar>
@@ -9934,8 +9849,8 @@
             <w:tcW w:type="dxa" w:w="1191"/>
             <w:vAlign w:val="center"/>
             <w:tcMar>
-              <w:top w:w="80" w:type="dxa"/>
-              <w:bottom w:w="80" w:type="dxa"/>
+              <w:top w:w="65" w:type="dxa"/>
+              <w:bottom w:w="65" w:type="dxa"/>
               <w:left w:w="100" w:type="dxa"/>
               <w:right w:w="100" w:type="dxa"/>
             </w:tcMar>
@@ -9963,8 +9878,8 @@
             <w:tcW w:type="dxa" w:w="4677"/>
             <w:vAlign w:val="center"/>
             <w:tcMar>
-              <w:top w:w="80" w:type="dxa"/>
-              <w:bottom w:w="80" w:type="dxa"/>
+              <w:top w:w="65" w:type="dxa"/>
+              <w:bottom w:w="65" w:type="dxa"/>
               <w:left w:w="100" w:type="dxa"/>
               <w:right w:w="100" w:type="dxa"/>
             </w:tcMar>
@@ -9991,8 +9906,8 @@
             <w:tcW w:type="dxa" w:w="3770"/>
             <w:vAlign w:val="center"/>
             <w:tcMar>
-              <w:top w:w="80" w:type="dxa"/>
-              <w:bottom w:w="80" w:type="dxa"/>
+              <w:top w:w="65" w:type="dxa"/>
+              <w:bottom w:w="65" w:type="dxa"/>
               <w:left w:w="100" w:type="dxa"/>
               <w:right w:w="100" w:type="dxa"/>
             </w:tcMar>
@@ -10024,8 +9939,8 @@
             <w:tcW w:type="dxa" w:w="1191"/>
             <w:vAlign w:val="center"/>
             <w:tcMar>
-              <w:top w:w="80" w:type="dxa"/>
-              <w:bottom w:w="80" w:type="dxa"/>
+              <w:top w:w="65" w:type="dxa"/>
+              <w:bottom w:w="65" w:type="dxa"/>
               <w:left w:w="100" w:type="dxa"/>
               <w:right w:w="100" w:type="dxa"/>
             </w:tcMar>
@@ -10053,8 +9968,8 @@
             <w:tcW w:type="dxa" w:w="4677"/>
             <w:vAlign w:val="center"/>
             <w:tcMar>
-              <w:top w:w="80" w:type="dxa"/>
-              <w:bottom w:w="80" w:type="dxa"/>
+              <w:top w:w="65" w:type="dxa"/>
+              <w:bottom w:w="65" w:type="dxa"/>
               <w:left w:w="100" w:type="dxa"/>
               <w:right w:w="100" w:type="dxa"/>
             </w:tcMar>
@@ -10081,8 +9996,8 @@
             <w:tcW w:type="dxa" w:w="3770"/>
             <w:vAlign w:val="center"/>
             <w:tcMar>
-              <w:top w:w="80" w:type="dxa"/>
-              <w:bottom w:w="80" w:type="dxa"/>
+              <w:top w:w="65" w:type="dxa"/>
+              <w:bottom w:w="65" w:type="dxa"/>
               <w:left w:w="100" w:type="dxa"/>
               <w:right w:w="100" w:type="dxa"/>
             </w:tcMar>
@@ -10114,8 +10029,8 @@
             <w:tcW w:type="dxa" w:w="1191"/>
             <w:vAlign w:val="center"/>
             <w:tcMar>
-              <w:top w:w="80" w:type="dxa"/>
-              <w:bottom w:w="80" w:type="dxa"/>
+              <w:top w:w="65" w:type="dxa"/>
+              <w:bottom w:w="65" w:type="dxa"/>
               <w:left w:w="100" w:type="dxa"/>
               <w:right w:w="100" w:type="dxa"/>
             </w:tcMar>
@@ -10143,8 +10058,8 @@
             <w:tcW w:type="dxa" w:w="4677"/>
             <w:vAlign w:val="center"/>
             <w:tcMar>
-              <w:top w:w="80" w:type="dxa"/>
-              <w:bottom w:w="80" w:type="dxa"/>
+              <w:top w:w="65" w:type="dxa"/>
+              <w:bottom w:w="65" w:type="dxa"/>
               <w:left w:w="100" w:type="dxa"/>
               <w:right w:w="100" w:type="dxa"/>
             </w:tcMar>
@@ -10171,8 +10086,8 @@
             <w:tcW w:type="dxa" w:w="3770"/>
             <w:vAlign w:val="center"/>
             <w:tcMar>
-              <w:top w:w="80" w:type="dxa"/>
-              <w:bottom w:w="80" w:type="dxa"/>
+              <w:top w:w="65" w:type="dxa"/>
+              <w:bottom w:w="65" w:type="dxa"/>
               <w:left w:w="100" w:type="dxa"/>
               <w:right w:w="100" w:type="dxa"/>
             </w:tcMar>
@@ -10204,8 +10119,8 @@
             <w:tcW w:type="dxa" w:w="1191"/>
             <w:vAlign w:val="center"/>
             <w:tcMar>
-              <w:top w:w="80" w:type="dxa"/>
-              <w:bottom w:w="80" w:type="dxa"/>
+              <w:top w:w="65" w:type="dxa"/>
+              <w:bottom w:w="65" w:type="dxa"/>
               <w:left w:w="100" w:type="dxa"/>
               <w:right w:w="100" w:type="dxa"/>
             </w:tcMar>
@@ -10233,8 +10148,8 @@
             <w:tcW w:type="dxa" w:w="4677"/>
             <w:vAlign w:val="center"/>
             <w:tcMar>
-              <w:top w:w="80" w:type="dxa"/>
-              <w:bottom w:w="80" w:type="dxa"/>
+              <w:top w:w="65" w:type="dxa"/>
+              <w:bottom w:w="65" w:type="dxa"/>
               <w:left w:w="100" w:type="dxa"/>
               <w:right w:w="100" w:type="dxa"/>
             </w:tcMar>
@@ -10261,8 +10176,8 @@
             <w:tcW w:type="dxa" w:w="3770"/>
             <w:vAlign w:val="center"/>
             <w:tcMar>
-              <w:top w:w="80" w:type="dxa"/>
-              <w:bottom w:w="80" w:type="dxa"/>
+              <w:top w:w="65" w:type="dxa"/>
+              <w:bottom w:w="65" w:type="dxa"/>
               <w:left w:w="100" w:type="dxa"/>
               <w:right w:w="100" w:type="dxa"/>
             </w:tcMar>
@@ -10294,8 +10209,8 @@
             <w:tcW w:type="dxa" w:w="1191"/>
             <w:vAlign w:val="center"/>
             <w:tcMar>
-              <w:top w:w="80" w:type="dxa"/>
-              <w:bottom w:w="80" w:type="dxa"/>
+              <w:top w:w="65" w:type="dxa"/>
+              <w:bottom w:w="65" w:type="dxa"/>
               <w:left w:w="100" w:type="dxa"/>
               <w:right w:w="100" w:type="dxa"/>
             </w:tcMar>
@@ -10323,8 +10238,8 @@
             <w:tcW w:type="dxa" w:w="4677"/>
             <w:vAlign w:val="center"/>
             <w:tcMar>
-              <w:top w:w="80" w:type="dxa"/>
-              <w:bottom w:w="80" w:type="dxa"/>
+              <w:top w:w="65" w:type="dxa"/>
+              <w:bottom w:w="65" w:type="dxa"/>
               <w:left w:w="100" w:type="dxa"/>
               <w:right w:w="100" w:type="dxa"/>
             </w:tcMar>
@@ -10351,8 +10266,8 @@
             <w:tcW w:type="dxa" w:w="3770"/>
             <w:vAlign w:val="center"/>
             <w:tcMar>
-              <w:top w:w="80" w:type="dxa"/>
-              <w:bottom w:w="80" w:type="dxa"/>
+              <w:top w:w="65" w:type="dxa"/>
+              <w:bottom w:w="65" w:type="dxa"/>
               <w:left w:w="100" w:type="dxa"/>
               <w:right w:w="100" w:type="dxa"/>
             </w:tcMar>
@@ -10384,8 +10299,8 @@
             <w:tcW w:type="dxa" w:w="1191"/>
             <w:vAlign w:val="center"/>
             <w:tcMar>
-              <w:top w:w="80" w:type="dxa"/>
-              <w:bottom w:w="80" w:type="dxa"/>
+              <w:top w:w="65" w:type="dxa"/>
+              <w:bottom w:w="65" w:type="dxa"/>
               <w:left w:w="100" w:type="dxa"/>
               <w:right w:w="100" w:type="dxa"/>
             </w:tcMar>
@@ -10413,8 +10328,8 @@
             <w:tcW w:type="dxa" w:w="4677"/>
             <w:vAlign w:val="center"/>
             <w:tcMar>
-              <w:top w:w="80" w:type="dxa"/>
-              <w:bottom w:w="80" w:type="dxa"/>
+              <w:top w:w="65" w:type="dxa"/>
+              <w:bottom w:w="65" w:type="dxa"/>
               <w:left w:w="100" w:type="dxa"/>
               <w:right w:w="100" w:type="dxa"/>
             </w:tcMar>
@@ -10441,8 +10356,8 @@
             <w:tcW w:type="dxa" w:w="3770"/>
             <w:vAlign w:val="center"/>
             <w:tcMar>
-              <w:top w:w="80" w:type="dxa"/>
-              <w:bottom w:w="80" w:type="dxa"/>
+              <w:top w:w="65" w:type="dxa"/>
+              <w:bottom w:w="65" w:type="dxa"/>
               <w:left w:w="100" w:type="dxa"/>
               <w:right w:w="100" w:type="dxa"/>
             </w:tcMar>
@@ -10474,8 +10389,8 @@
             <w:tcW w:type="dxa" w:w="1191"/>
             <w:vAlign w:val="center"/>
             <w:tcMar>
-              <w:top w:w="80" w:type="dxa"/>
-              <w:bottom w:w="80" w:type="dxa"/>
+              <w:top w:w="65" w:type="dxa"/>
+              <w:bottom w:w="65" w:type="dxa"/>
               <w:left w:w="100" w:type="dxa"/>
               <w:right w:w="100" w:type="dxa"/>
             </w:tcMar>
@@ -10503,8 +10418,8 @@
             <w:tcW w:type="dxa" w:w="4677"/>
             <w:vAlign w:val="center"/>
             <w:tcMar>
-              <w:top w:w="80" w:type="dxa"/>
-              <w:bottom w:w="80" w:type="dxa"/>
+              <w:top w:w="65" w:type="dxa"/>
+              <w:bottom w:w="65" w:type="dxa"/>
               <w:left w:w="100" w:type="dxa"/>
               <w:right w:w="100" w:type="dxa"/>
             </w:tcMar>
@@ -10531,8 +10446,8 @@
             <w:tcW w:type="dxa" w:w="3770"/>
             <w:vAlign w:val="center"/>
             <w:tcMar>
-              <w:top w:w="80" w:type="dxa"/>
-              <w:bottom w:w="80" w:type="dxa"/>
+              <w:top w:w="65" w:type="dxa"/>
+              <w:bottom w:w="65" w:type="dxa"/>
               <w:left w:w="100" w:type="dxa"/>
               <w:right w:w="100" w:type="dxa"/>
             </w:tcMar>
@@ -10564,8 +10479,8 @@
             <w:tcW w:type="dxa" w:w="1191"/>
             <w:vAlign w:val="center"/>
             <w:tcMar>
-              <w:top w:w="80" w:type="dxa"/>
-              <w:bottom w:w="80" w:type="dxa"/>
+              <w:top w:w="65" w:type="dxa"/>
+              <w:bottom w:w="65" w:type="dxa"/>
               <w:left w:w="100" w:type="dxa"/>
               <w:right w:w="100" w:type="dxa"/>
             </w:tcMar>
@@ -10593,8 +10508,8 @@
             <w:tcW w:type="dxa" w:w="4677"/>
             <w:vAlign w:val="center"/>
             <w:tcMar>
-              <w:top w:w="80" w:type="dxa"/>
-              <w:bottom w:w="80" w:type="dxa"/>
+              <w:top w:w="65" w:type="dxa"/>
+              <w:bottom w:w="65" w:type="dxa"/>
               <w:left w:w="100" w:type="dxa"/>
               <w:right w:w="100" w:type="dxa"/>
             </w:tcMar>
@@ -10621,8 +10536,8 @@
             <w:tcW w:type="dxa" w:w="3770"/>
             <w:vAlign w:val="center"/>
             <w:tcMar>
-              <w:top w:w="80" w:type="dxa"/>
-              <w:bottom w:w="80" w:type="dxa"/>
+              <w:top w:w="65" w:type="dxa"/>
+              <w:bottom w:w="65" w:type="dxa"/>
               <w:left w:w="100" w:type="dxa"/>
               <w:right w:w="100" w:type="dxa"/>
             </w:tcMar>
@@ -10661,11 +10576,6 @@
       <w:pPr/>
       <w:r>
         <w:t>Não há rotas públicas de criação ou edição independente de lotes, ajuste direto de saldo, edição de movimentações confirmadas ou exclusão física de histórico.</w:t>
-      </w:r>
-    </w:p>
-    <w:p>
-      <w:r>
-        <w:br w:type="page"/>
       </w:r>
     </w:p>
     <w:p>
@@ -10713,8 +10623,8 @@
             <w:tcW w:type="dxa" w:w="1191"/>
             <w:vAlign w:val="center"/>
             <w:tcMar>
-              <w:top w:w="80" w:type="dxa"/>
-              <w:bottom w:w="80" w:type="dxa"/>
+              <w:top w:w="65" w:type="dxa"/>
+              <w:bottom w:w="65" w:type="dxa"/>
               <w:left w:w="100" w:type="dxa"/>
               <w:right w:w="100" w:type="dxa"/>
             </w:tcMar>
@@ -10742,8 +10652,8 @@
             <w:tcW w:type="dxa" w:w="4677"/>
             <w:vAlign w:val="center"/>
             <w:tcMar>
-              <w:top w:w="80" w:type="dxa"/>
-              <w:bottom w:w="80" w:type="dxa"/>
+              <w:top w:w="65" w:type="dxa"/>
+              <w:bottom w:w="65" w:type="dxa"/>
               <w:left w:w="100" w:type="dxa"/>
               <w:right w:w="100" w:type="dxa"/>
             </w:tcMar>
@@ -10770,8 +10680,8 @@
             <w:tcW w:type="dxa" w:w="3770"/>
             <w:vAlign w:val="center"/>
             <w:tcMar>
-              <w:top w:w="80" w:type="dxa"/>
-              <w:bottom w:w="80" w:type="dxa"/>
+              <w:top w:w="65" w:type="dxa"/>
+              <w:bottom w:w="65" w:type="dxa"/>
               <w:left w:w="100" w:type="dxa"/>
               <w:right w:w="100" w:type="dxa"/>
             </w:tcMar>
@@ -10803,8 +10713,8 @@
             <w:tcW w:type="dxa" w:w="1191"/>
             <w:vAlign w:val="center"/>
             <w:tcMar>
-              <w:top w:w="80" w:type="dxa"/>
-              <w:bottom w:w="80" w:type="dxa"/>
+              <w:top w:w="65" w:type="dxa"/>
+              <w:bottom w:w="65" w:type="dxa"/>
               <w:left w:w="100" w:type="dxa"/>
               <w:right w:w="100" w:type="dxa"/>
             </w:tcMar>
@@ -10832,8 +10742,8 @@
             <w:tcW w:type="dxa" w:w="4677"/>
             <w:vAlign w:val="center"/>
             <w:tcMar>
-              <w:top w:w="80" w:type="dxa"/>
-              <w:bottom w:w="80" w:type="dxa"/>
+              <w:top w:w="65" w:type="dxa"/>
+              <w:bottom w:w="65" w:type="dxa"/>
               <w:left w:w="100" w:type="dxa"/>
               <w:right w:w="100" w:type="dxa"/>
             </w:tcMar>
@@ -10860,8 +10770,8 @@
             <w:tcW w:type="dxa" w:w="3770"/>
             <w:vAlign w:val="center"/>
             <w:tcMar>
-              <w:top w:w="80" w:type="dxa"/>
-              <w:bottom w:w="80" w:type="dxa"/>
+              <w:top w:w="65" w:type="dxa"/>
+              <w:bottom w:w="65" w:type="dxa"/>
               <w:left w:w="100" w:type="dxa"/>
               <w:right w:w="100" w:type="dxa"/>
             </w:tcMar>
@@ -10893,8 +10803,8 @@
             <w:tcW w:type="dxa" w:w="1191"/>
             <w:vAlign w:val="center"/>
             <w:tcMar>
-              <w:top w:w="80" w:type="dxa"/>
-              <w:bottom w:w="80" w:type="dxa"/>
+              <w:top w:w="65" w:type="dxa"/>
+              <w:bottom w:w="65" w:type="dxa"/>
               <w:left w:w="100" w:type="dxa"/>
               <w:right w:w="100" w:type="dxa"/>
             </w:tcMar>
@@ -10922,8 +10832,8 @@
             <w:tcW w:type="dxa" w:w="4677"/>
             <w:vAlign w:val="center"/>
             <w:tcMar>
-              <w:top w:w="80" w:type="dxa"/>
-              <w:bottom w:w="80" w:type="dxa"/>
+              <w:top w:w="65" w:type="dxa"/>
+              <w:bottom w:w="65" w:type="dxa"/>
               <w:left w:w="100" w:type="dxa"/>
               <w:right w:w="100" w:type="dxa"/>
             </w:tcMar>
@@ -10950,8 +10860,8 @@
             <w:tcW w:type="dxa" w:w="3770"/>
             <w:vAlign w:val="center"/>
             <w:tcMar>
-              <w:top w:w="80" w:type="dxa"/>
-              <w:bottom w:w="80" w:type="dxa"/>
+              <w:top w:w="65" w:type="dxa"/>
+              <w:bottom w:w="65" w:type="dxa"/>
               <w:left w:w="100" w:type="dxa"/>
               <w:right w:w="100" w:type="dxa"/>
             </w:tcMar>
@@ -10983,8 +10893,8 @@
             <w:tcW w:type="dxa" w:w="1191"/>
             <w:vAlign w:val="center"/>
             <w:tcMar>
-              <w:top w:w="80" w:type="dxa"/>
-              <w:bottom w:w="80" w:type="dxa"/>
+              <w:top w:w="65" w:type="dxa"/>
+              <w:bottom w:w="65" w:type="dxa"/>
               <w:left w:w="100" w:type="dxa"/>
               <w:right w:w="100" w:type="dxa"/>
             </w:tcMar>
@@ -11012,8 +10922,8 @@
             <w:tcW w:type="dxa" w:w="4677"/>
             <w:vAlign w:val="center"/>
             <w:tcMar>
-              <w:top w:w="80" w:type="dxa"/>
-              <w:bottom w:w="80" w:type="dxa"/>
+              <w:top w:w="65" w:type="dxa"/>
+              <w:bottom w:w="65" w:type="dxa"/>
               <w:left w:w="100" w:type="dxa"/>
               <w:right w:w="100" w:type="dxa"/>
             </w:tcMar>
@@ -11040,8 +10950,8 @@
             <w:tcW w:type="dxa" w:w="3770"/>
             <w:vAlign w:val="center"/>
             <w:tcMar>
-              <w:top w:w="80" w:type="dxa"/>
-              <w:bottom w:w="80" w:type="dxa"/>
+              <w:top w:w="65" w:type="dxa"/>
+              <w:bottom w:w="65" w:type="dxa"/>
               <w:left w:w="100" w:type="dxa"/>
               <w:right w:w="100" w:type="dxa"/>
             </w:tcMar>
@@ -11073,8 +10983,8 @@
             <w:tcW w:type="dxa" w:w="1191"/>
             <w:vAlign w:val="center"/>
             <w:tcMar>
-              <w:top w:w="80" w:type="dxa"/>
-              <w:bottom w:w="80" w:type="dxa"/>
+              <w:top w:w="65" w:type="dxa"/>
+              <w:bottom w:w="65" w:type="dxa"/>
               <w:left w:w="100" w:type="dxa"/>
               <w:right w:w="100" w:type="dxa"/>
             </w:tcMar>
@@ -11102,8 +11012,8 @@
             <w:tcW w:type="dxa" w:w="4677"/>
             <w:vAlign w:val="center"/>
             <w:tcMar>
-              <w:top w:w="80" w:type="dxa"/>
-              <w:bottom w:w="80" w:type="dxa"/>
+              <w:top w:w="65" w:type="dxa"/>
+              <w:bottom w:w="65" w:type="dxa"/>
               <w:left w:w="100" w:type="dxa"/>
               <w:right w:w="100" w:type="dxa"/>
             </w:tcMar>
@@ -11130,8 +11040,8 @@
             <w:tcW w:type="dxa" w:w="3770"/>
             <w:vAlign w:val="center"/>
             <w:tcMar>
-              <w:top w:w="80" w:type="dxa"/>
-              <w:bottom w:w="80" w:type="dxa"/>
+              <w:top w:w="65" w:type="dxa"/>
+              <w:bottom w:w="65" w:type="dxa"/>
               <w:left w:w="100" w:type="dxa"/>
               <w:right w:w="100" w:type="dxa"/>
             </w:tcMar>
@@ -11163,8 +11073,8 @@
             <w:tcW w:type="dxa" w:w="1191"/>
             <w:vAlign w:val="center"/>
             <w:tcMar>
-              <w:top w:w="80" w:type="dxa"/>
-              <w:bottom w:w="80" w:type="dxa"/>
+              <w:top w:w="65" w:type="dxa"/>
+              <w:bottom w:w="65" w:type="dxa"/>
               <w:left w:w="100" w:type="dxa"/>
               <w:right w:w="100" w:type="dxa"/>
             </w:tcMar>
@@ -11192,8 +11102,8 @@
             <w:tcW w:type="dxa" w:w="4677"/>
             <w:vAlign w:val="center"/>
             <w:tcMar>
-              <w:top w:w="80" w:type="dxa"/>
-              <w:bottom w:w="80" w:type="dxa"/>
+              <w:top w:w="65" w:type="dxa"/>
+              <w:bottom w:w="65" w:type="dxa"/>
               <w:left w:w="100" w:type="dxa"/>
               <w:right w:w="100" w:type="dxa"/>
             </w:tcMar>
@@ -11220,8 +11130,8 @@
             <w:tcW w:type="dxa" w:w="3770"/>
             <w:vAlign w:val="center"/>
             <w:tcMar>
-              <w:top w:w="80" w:type="dxa"/>
-              <w:bottom w:w="80" w:type="dxa"/>
+              <w:top w:w="65" w:type="dxa"/>
+              <w:bottom w:w="65" w:type="dxa"/>
               <w:left w:w="100" w:type="dxa"/>
               <w:right w:w="100" w:type="dxa"/>
             </w:tcMar>
@@ -11253,8 +11163,8 @@
             <w:tcW w:type="dxa" w:w="1191"/>
             <w:vAlign w:val="center"/>
             <w:tcMar>
-              <w:top w:w="80" w:type="dxa"/>
-              <w:bottom w:w="80" w:type="dxa"/>
+              <w:top w:w="65" w:type="dxa"/>
+              <w:bottom w:w="65" w:type="dxa"/>
               <w:left w:w="100" w:type="dxa"/>
               <w:right w:w="100" w:type="dxa"/>
             </w:tcMar>
@@ -11282,8 +11192,8 @@
             <w:tcW w:type="dxa" w:w="4677"/>
             <w:vAlign w:val="center"/>
             <w:tcMar>
-              <w:top w:w="80" w:type="dxa"/>
-              <w:bottom w:w="80" w:type="dxa"/>
+              <w:top w:w="65" w:type="dxa"/>
+              <w:bottom w:w="65" w:type="dxa"/>
               <w:left w:w="100" w:type="dxa"/>
               <w:right w:w="100" w:type="dxa"/>
             </w:tcMar>
@@ -11310,8 +11220,8 @@
             <w:tcW w:type="dxa" w:w="3770"/>
             <w:vAlign w:val="center"/>
             <w:tcMar>
-              <w:top w:w="80" w:type="dxa"/>
-              <w:bottom w:w="80" w:type="dxa"/>
+              <w:top w:w="65" w:type="dxa"/>
+              <w:bottom w:w="65" w:type="dxa"/>
               <w:left w:w="100" w:type="dxa"/>
               <w:right w:w="100" w:type="dxa"/>
             </w:tcMar>
@@ -11343,8 +11253,8 @@
             <w:tcW w:type="dxa" w:w="1191"/>
             <w:vAlign w:val="center"/>
             <w:tcMar>
-              <w:top w:w="80" w:type="dxa"/>
-              <w:bottom w:w="80" w:type="dxa"/>
+              <w:top w:w="65" w:type="dxa"/>
+              <w:bottom w:w="65" w:type="dxa"/>
               <w:left w:w="100" w:type="dxa"/>
               <w:right w:w="100" w:type="dxa"/>
             </w:tcMar>
@@ -11372,8 +11282,8 @@
             <w:tcW w:type="dxa" w:w="4677"/>
             <w:vAlign w:val="center"/>
             <w:tcMar>
-              <w:top w:w="80" w:type="dxa"/>
-              <w:bottom w:w="80" w:type="dxa"/>
+              <w:top w:w="65" w:type="dxa"/>
+              <w:bottom w:w="65" w:type="dxa"/>
               <w:left w:w="100" w:type="dxa"/>
               <w:right w:w="100" w:type="dxa"/>
             </w:tcMar>
@@ -11400,8 +11310,8 @@
             <w:tcW w:type="dxa" w:w="3770"/>
             <w:vAlign w:val="center"/>
             <w:tcMar>
-              <w:top w:w="80" w:type="dxa"/>
-              <w:bottom w:w="80" w:type="dxa"/>
+              <w:top w:w="65" w:type="dxa"/>
+              <w:bottom w:w="65" w:type="dxa"/>
               <w:left w:w="100" w:type="dxa"/>
               <w:right w:w="100" w:type="dxa"/>
             </w:tcMar>
@@ -11433,8 +11343,8 @@
             <w:tcW w:type="dxa" w:w="1191"/>
             <w:vAlign w:val="center"/>
             <w:tcMar>
-              <w:top w:w="80" w:type="dxa"/>
-              <w:bottom w:w="80" w:type="dxa"/>
+              <w:top w:w="65" w:type="dxa"/>
+              <w:bottom w:w="65" w:type="dxa"/>
               <w:left w:w="100" w:type="dxa"/>
               <w:right w:w="100" w:type="dxa"/>
             </w:tcMar>
@@ -11462,8 +11372,8 @@
             <w:tcW w:type="dxa" w:w="4677"/>
             <w:vAlign w:val="center"/>
             <w:tcMar>
-              <w:top w:w="80" w:type="dxa"/>
-              <w:bottom w:w="80" w:type="dxa"/>
+              <w:top w:w="65" w:type="dxa"/>
+              <w:bottom w:w="65" w:type="dxa"/>
               <w:left w:w="100" w:type="dxa"/>
               <w:right w:w="100" w:type="dxa"/>
             </w:tcMar>
@@ -11490,8 +11400,8 @@
             <w:tcW w:type="dxa" w:w="3770"/>
             <w:vAlign w:val="center"/>
             <w:tcMar>
-              <w:top w:w="80" w:type="dxa"/>
-              <w:bottom w:w="80" w:type="dxa"/>
+              <w:top w:w="65" w:type="dxa"/>
+              <w:bottom w:w="65" w:type="dxa"/>
               <w:left w:w="100" w:type="dxa"/>
               <w:right w:w="100" w:type="dxa"/>
             </w:tcMar>
@@ -11523,8 +11433,8 @@
             <w:tcW w:type="dxa" w:w="1191"/>
             <w:vAlign w:val="center"/>
             <w:tcMar>
-              <w:top w:w="80" w:type="dxa"/>
-              <w:bottom w:w="80" w:type="dxa"/>
+              <w:top w:w="65" w:type="dxa"/>
+              <w:bottom w:w="65" w:type="dxa"/>
               <w:left w:w="100" w:type="dxa"/>
               <w:right w:w="100" w:type="dxa"/>
             </w:tcMar>
@@ -11552,8 +11462,8 @@
             <w:tcW w:type="dxa" w:w="4677"/>
             <w:vAlign w:val="center"/>
             <w:tcMar>
-              <w:top w:w="80" w:type="dxa"/>
-              <w:bottom w:w="80" w:type="dxa"/>
+              <w:top w:w="65" w:type="dxa"/>
+              <w:bottom w:w="65" w:type="dxa"/>
               <w:left w:w="100" w:type="dxa"/>
               <w:right w:w="100" w:type="dxa"/>
             </w:tcMar>
@@ -11580,8 +11490,8 @@
             <w:tcW w:type="dxa" w:w="3770"/>
             <w:vAlign w:val="center"/>
             <w:tcMar>
-              <w:top w:w="80" w:type="dxa"/>
-              <w:bottom w:w="80" w:type="dxa"/>
+              <w:top w:w="65" w:type="dxa"/>
+              <w:bottom w:w="65" w:type="dxa"/>
               <w:left w:w="100" w:type="dxa"/>
               <w:right w:w="100" w:type="dxa"/>
             </w:tcMar>
@@ -11613,8 +11523,8 @@
             <w:tcW w:type="dxa" w:w="1191"/>
             <w:vAlign w:val="center"/>
             <w:tcMar>
-              <w:top w:w="80" w:type="dxa"/>
-              <w:bottom w:w="80" w:type="dxa"/>
+              <w:top w:w="65" w:type="dxa"/>
+              <w:bottom w:w="65" w:type="dxa"/>
               <w:left w:w="100" w:type="dxa"/>
               <w:right w:w="100" w:type="dxa"/>
             </w:tcMar>
@@ -11642,8 +11552,8 @@
             <w:tcW w:type="dxa" w:w="4677"/>
             <w:vAlign w:val="center"/>
             <w:tcMar>
-              <w:top w:w="80" w:type="dxa"/>
-              <w:bottom w:w="80" w:type="dxa"/>
+              <w:top w:w="65" w:type="dxa"/>
+              <w:bottom w:w="65" w:type="dxa"/>
               <w:left w:w="100" w:type="dxa"/>
               <w:right w:w="100" w:type="dxa"/>
             </w:tcMar>
@@ -11670,8 +11580,8 @@
             <w:tcW w:type="dxa" w:w="3770"/>
             <w:vAlign w:val="center"/>
             <w:tcMar>
-              <w:top w:w="80" w:type="dxa"/>
-              <w:bottom w:w="80" w:type="dxa"/>
+              <w:top w:w="65" w:type="dxa"/>
+              <w:bottom w:w="65" w:type="dxa"/>
               <w:left w:w="100" w:type="dxa"/>
               <w:right w:w="100" w:type="dxa"/>
             </w:tcMar>
@@ -11703,8 +11613,8 @@
             <w:tcW w:type="dxa" w:w="1191"/>
             <w:vAlign w:val="center"/>
             <w:tcMar>
-              <w:top w:w="80" w:type="dxa"/>
-              <w:bottom w:w="80" w:type="dxa"/>
+              <w:top w:w="65" w:type="dxa"/>
+              <w:bottom w:w="65" w:type="dxa"/>
               <w:left w:w="100" w:type="dxa"/>
               <w:right w:w="100" w:type="dxa"/>
             </w:tcMar>
@@ -11732,8 +11642,8 @@
             <w:tcW w:type="dxa" w:w="4677"/>
             <w:vAlign w:val="center"/>
             <w:tcMar>
-              <w:top w:w="80" w:type="dxa"/>
-              <w:bottom w:w="80" w:type="dxa"/>
+              <w:top w:w="65" w:type="dxa"/>
+              <w:bottom w:w="65" w:type="dxa"/>
               <w:left w:w="100" w:type="dxa"/>
               <w:right w:w="100" w:type="dxa"/>
             </w:tcMar>
@@ -11760,8 +11670,8 @@
             <w:tcW w:type="dxa" w:w="3770"/>
             <w:vAlign w:val="center"/>
             <w:tcMar>
-              <w:top w:w="80" w:type="dxa"/>
-              <w:bottom w:w="80" w:type="dxa"/>
+              <w:top w:w="65" w:type="dxa"/>
+              <w:bottom w:w="65" w:type="dxa"/>
               <w:left w:w="100" w:type="dxa"/>
               <w:right w:w="100" w:type="dxa"/>
             </w:tcMar>
@@ -11793,8 +11703,8 @@
             <w:tcW w:type="dxa" w:w="1191"/>
             <w:vAlign w:val="center"/>
             <w:tcMar>
-              <w:top w:w="80" w:type="dxa"/>
-              <w:bottom w:w="80" w:type="dxa"/>
+              <w:top w:w="65" w:type="dxa"/>
+              <w:bottom w:w="65" w:type="dxa"/>
               <w:left w:w="100" w:type="dxa"/>
               <w:right w:w="100" w:type="dxa"/>
             </w:tcMar>
@@ -11822,8 +11732,8 @@
             <w:tcW w:type="dxa" w:w="4677"/>
             <w:vAlign w:val="center"/>
             <w:tcMar>
-              <w:top w:w="80" w:type="dxa"/>
-              <w:bottom w:w="80" w:type="dxa"/>
+              <w:top w:w="65" w:type="dxa"/>
+              <w:bottom w:w="65" w:type="dxa"/>
               <w:left w:w="100" w:type="dxa"/>
               <w:right w:w="100" w:type="dxa"/>
             </w:tcMar>
@@ -11850,8 +11760,8 @@
             <w:tcW w:type="dxa" w:w="3770"/>
             <w:vAlign w:val="center"/>
             <w:tcMar>
-              <w:top w:w="80" w:type="dxa"/>
-              <w:bottom w:w="80" w:type="dxa"/>
+              <w:top w:w="65" w:type="dxa"/>
+              <w:bottom w:w="65" w:type="dxa"/>
               <w:left w:w="100" w:type="dxa"/>
               <w:right w:w="100" w:type="dxa"/>
             </w:tcMar>
@@ -11883,8 +11793,8 @@
             <w:tcW w:type="dxa" w:w="1191"/>
             <w:vAlign w:val="center"/>
             <w:tcMar>
-              <w:top w:w="80" w:type="dxa"/>
-              <w:bottom w:w="80" w:type="dxa"/>
+              <w:top w:w="65" w:type="dxa"/>
+              <w:bottom w:w="65" w:type="dxa"/>
               <w:left w:w="100" w:type="dxa"/>
               <w:right w:w="100" w:type="dxa"/>
             </w:tcMar>
@@ -11912,8 +11822,8 @@
             <w:tcW w:type="dxa" w:w="4677"/>
             <w:vAlign w:val="center"/>
             <w:tcMar>
-              <w:top w:w="80" w:type="dxa"/>
-              <w:bottom w:w="80" w:type="dxa"/>
+              <w:top w:w="65" w:type="dxa"/>
+              <w:bottom w:w="65" w:type="dxa"/>
               <w:left w:w="100" w:type="dxa"/>
               <w:right w:w="100" w:type="dxa"/>
             </w:tcMar>
@@ -11940,8 +11850,8 @@
             <w:tcW w:type="dxa" w:w="3770"/>
             <w:vAlign w:val="center"/>
             <w:tcMar>
-              <w:top w:w="80" w:type="dxa"/>
-              <w:bottom w:w="80" w:type="dxa"/>
+              <w:top w:w="65" w:type="dxa"/>
+              <w:bottom w:w="65" w:type="dxa"/>
               <w:left w:w="100" w:type="dxa"/>
               <w:right w:w="100" w:type="dxa"/>
             </w:tcMar>
@@ -11973,8 +11883,8 @@
             <w:tcW w:type="dxa" w:w="1191"/>
             <w:vAlign w:val="center"/>
             <w:tcMar>
-              <w:top w:w="80" w:type="dxa"/>
-              <w:bottom w:w="80" w:type="dxa"/>
+              <w:top w:w="65" w:type="dxa"/>
+              <w:bottom w:w="65" w:type="dxa"/>
               <w:left w:w="100" w:type="dxa"/>
               <w:right w:w="100" w:type="dxa"/>
             </w:tcMar>
@@ -12002,8 +11912,8 @@
             <w:tcW w:type="dxa" w:w="4677"/>
             <w:vAlign w:val="center"/>
             <w:tcMar>
-              <w:top w:w="80" w:type="dxa"/>
-              <w:bottom w:w="80" w:type="dxa"/>
+              <w:top w:w="65" w:type="dxa"/>
+              <w:bottom w:w="65" w:type="dxa"/>
               <w:left w:w="100" w:type="dxa"/>
               <w:right w:w="100" w:type="dxa"/>
             </w:tcMar>
@@ -12030,8 +11940,8 @@
             <w:tcW w:type="dxa" w:w="3770"/>
             <w:vAlign w:val="center"/>
             <w:tcMar>
-              <w:top w:w="80" w:type="dxa"/>
-              <w:bottom w:w="80" w:type="dxa"/>
+              <w:top w:w="65" w:type="dxa"/>
+              <w:bottom w:w="65" w:type="dxa"/>
               <w:left w:w="100" w:type="dxa"/>
               <w:right w:w="100" w:type="dxa"/>
             </w:tcMar>
@@ -12063,8 +11973,8 @@
             <w:tcW w:type="dxa" w:w="1191"/>
             <w:vAlign w:val="center"/>
             <w:tcMar>
-              <w:top w:w="80" w:type="dxa"/>
-              <w:bottom w:w="80" w:type="dxa"/>
+              <w:top w:w="65" w:type="dxa"/>
+              <w:bottom w:w="65" w:type="dxa"/>
               <w:left w:w="100" w:type="dxa"/>
               <w:right w:w="100" w:type="dxa"/>
             </w:tcMar>
@@ -12092,8 +12002,8 @@
             <w:tcW w:type="dxa" w:w="4677"/>
             <w:vAlign w:val="center"/>
             <w:tcMar>
-              <w:top w:w="80" w:type="dxa"/>
-              <w:bottom w:w="80" w:type="dxa"/>
+              <w:top w:w="65" w:type="dxa"/>
+              <w:bottom w:w="65" w:type="dxa"/>
               <w:left w:w="100" w:type="dxa"/>
               <w:right w:w="100" w:type="dxa"/>
             </w:tcMar>
@@ -12120,8 +12030,8 @@
             <w:tcW w:type="dxa" w:w="3770"/>
             <w:vAlign w:val="center"/>
             <w:tcMar>
-              <w:top w:w="80" w:type="dxa"/>
-              <w:bottom w:w="80" w:type="dxa"/>
+              <w:top w:w="65" w:type="dxa"/>
+              <w:bottom w:w="65" w:type="dxa"/>
               <w:left w:w="100" w:type="dxa"/>
               <w:right w:w="100" w:type="dxa"/>
             </w:tcMar>
@@ -12153,8 +12063,8 @@
             <w:tcW w:type="dxa" w:w="1191"/>
             <w:vAlign w:val="center"/>
             <w:tcMar>
-              <w:top w:w="80" w:type="dxa"/>
-              <w:bottom w:w="80" w:type="dxa"/>
+              <w:top w:w="65" w:type="dxa"/>
+              <w:bottom w:w="65" w:type="dxa"/>
               <w:left w:w="100" w:type="dxa"/>
               <w:right w:w="100" w:type="dxa"/>
             </w:tcMar>
@@ -12182,8 +12092,8 @@
             <w:tcW w:type="dxa" w:w="4677"/>
             <w:vAlign w:val="center"/>
             <w:tcMar>
-              <w:top w:w="80" w:type="dxa"/>
-              <w:bottom w:w="80" w:type="dxa"/>
+              <w:top w:w="65" w:type="dxa"/>
+              <w:bottom w:w="65" w:type="dxa"/>
               <w:left w:w="100" w:type="dxa"/>
               <w:right w:w="100" w:type="dxa"/>
             </w:tcMar>
@@ -12210,8 +12120,8 @@
             <w:tcW w:type="dxa" w:w="3770"/>
             <w:vAlign w:val="center"/>
             <w:tcMar>
-              <w:top w:w="80" w:type="dxa"/>
-              <w:bottom w:w="80" w:type="dxa"/>
+              <w:top w:w="65" w:type="dxa"/>
+              <w:bottom w:w="65" w:type="dxa"/>
               <w:left w:w="100" w:type="dxa"/>
               <w:right w:w="100" w:type="dxa"/>
             </w:tcMar>
@@ -12243,8 +12153,8 @@
             <w:tcW w:type="dxa" w:w="1191"/>
             <w:vAlign w:val="center"/>
             <w:tcMar>
-              <w:top w:w="80" w:type="dxa"/>
-              <w:bottom w:w="80" w:type="dxa"/>
+              <w:top w:w="65" w:type="dxa"/>
+              <w:bottom w:w="65" w:type="dxa"/>
               <w:left w:w="100" w:type="dxa"/>
               <w:right w:w="100" w:type="dxa"/>
             </w:tcMar>
@@ -12272,8 +12182,8 @@
             <w:tcW w:type="dxa" w:w="4677"/>
             <w:vAlign w:val="center"/>
             <w:tcMar>
-              <w:top w:w="80" w:type="dxa"/>
-              <w:bottom w:w="80" w:type="dxa"/>
+              <w:top w:w="65" w:type="dxa"/>
+              <w:bottom w:w="65" w:type="dxa"/>
               <w:left w:w="100" w:type="dxa"/>
               <w:right w:w="100" w:type="dxa"/>
             </w:tcMar>
@@ -12300,8 +12210,8 @@
             <w:tcW w:type="dxa" w:w="3770"/>
             <w:vAlign w:val="center"/>
             <w:tcMar>
-              <w:top w:w="80" w:type="dxa"/>
-              <w:bottom w:w="80" w:type="dxa"/>
+              <w:top w:w="65" w:type="dxa"/>
+              <w:bottom w:w="65" w:type="dxa"/>
               <w:left w:w="100" w:type="dxa"/>
               <w:right w:w="100" w:type="dxa"/>
             </w:tcMar>
@@ -12333,8 +12243,8 @@
             <w:tcW w:type="dxa" w:w="1191"/>
             <w:vAlign w:val="center"/>
             <w:tcMar>
-              <w:top w:w="80" w:type="dxa"/>
-              <w:bottom w:w="80" w:type="dxa"/>
+              <w:top w:w="65" w:type="dxa"/>
+              <w:bottom w:w="65" w:type="dxa"/>
               <w:left w:w="100" w:type="dxa"/>
               <w:right w:w="100" w:type="dxa"/>
             </w:tcMar>
@@ -12362,8 +12272,8 @@
             <w:tcW w:type="dxa" w:w="4677"/>
             <w:vAlign w:val="center"/>
             <w:tcMar>
-              <w:top w:w="80" w:type="dxa"/>
-              <w:bottom w:w="80" w:type="dxa"/>
+              <w:top w:w="65" w:type="dxa"/>
+              <w:bottom w:w="65" w:type="dxa"/>
               <w:left w:w="100" w:type="dxa"/>
               <w:right w:w="100" w:type="dxa"/>
             </w:tcMar>
@@ -12390,8 +12300,8 @@
             <w:tcW w:type="dxa" w:w="3770"/>
             <w:vAlign w:val="center"/>
             <w:tcMar>
-              <w:top w:w="80" w:type="dxa"/>
-              <w:bottom w:w="80" w:type="dxa"/>
+              <w:top w:w="65" w:type="dxa"/>
+              <w:bottom w:w="65" w:type="dxa"/>
               <w:left w:w="100" w:type="dxa"/>
               <w:right w:w="100" w:type="dxa"/>
             </w:tcMar>
@@ -12423,8 +12333,8 @@
             <w:tcW w:type="dxa" w:w="1191"/>
             <w:vAlign w:val="center"/>
             <w:tcMar>
-              <w:top w:w="80" w:type="dxa"/>
-              <w:bottom w:w="80" w:type="dxa"/>
+              <w:top w:w="65" w:type="dxa"/>
+              <w:bottom w:w="65" w:type="dxa"/>
               <w:left w:w="100" w:type="dxa"/>
               <w:right w:w="100" w:type="dxa"/>
             </w:tcMar>
@@ -12452,8 +12362,8 @@
             <w:tcW w:type="dxa" w:w="4677"/>
             <w:vAlign w:val="center"/>
             <w:tcMar>
-              <w:top w:w="80" w:type="dxa"/>
-              <w:bottom w:w="80" w:type="dxa"/>
+              <w:top w:w="65" w:type="dxa"/>
+              <w:bottom w:w="65" w:type="dxa"/>
               <w:left w:w="100" w:type="dxa"/>
               <w:right w:w="100" w:type="dxa"/>
             </w:tcMar>
@@ -12480,8 +12390,8 @@
             <w:tcW w:type="dxa" w:w="3770"/>
             <w:vAlign w:val="center"/>
             <w:tcMar>
-              <w:top w:w="80" w:type="dxa"/>
-              <w:bottom w:w="80" w:type="dxa"/>
+              <w:top w:w="65" w:type="dxa"/>
+              <w:bottom w:w="65" w:type="dxa"/>
               <w:left w:w="100" w:type="dxa"/>
               <w:right w:w="100" w:type="dxa"/>
             </w:tcMar>
@@ -12513,8 +12423,8 @@
             <w:tcW w:type="dxa" w:w="1191"/>
             <w:vAlign w:val="center"/>
             <w:tcMar>
-              <w:top w:w="80" w:type="dxa"/>
-              <w:bottom w:w="80" w:type="dxa"/>
+              <w:top w:w="65" w:type="dxa"/>
+              <w:bottom w:w="65" w:type="dxa"/>
               <w:left w:w="100" w:type="dxa"/>
               <w:right w:w="100" w:type="dxa"/>
             </w:tcMar>
@@ -12542,8 +12452,8 @@
             <w:tcW w:type="dxa" w:w="4677"/>
             <w:vAlign w:val="center"/>
             <w:tcMar>
-              <w:top w:w="80" w:type="dxa"/>
-              <w:bottom w:w="80" w:type="dxa"/>
+              <w:top w:w="65" w:type="dxa"/>
+              <w:bottom w:w="65" w:type="dxa"/>
               <w:left w:w="100" w:type="dxa"/>
               <w:right w:w="100" w:type="dxa"/>
             </w:tcMar>
@@ -12570,8 +12480,8 @@
             <w:tcW w:type="dxa" w:w="3770"/>
             <w:vAlign w:val="center"/>
             <w:tcMar>
-              <w:top w:w="80" w:type="dxa"/>
-              <w:bottom w:w="80" w:type="dxa"/>
+              <w:top w:w="65" w:type="dxa"/>
+              <w:bottom w:w="65" w:type="dxa"/>
               <w:left w:w="100" w:type="dxa"/>
               <w:right w:w="100" w:type="dxa"/>
             </w:tcMar>
@@ -12603,8 +12513,8 @@
             <w:tcW w:type="dxa" w:w="1191"/>
             <w:vAlign w:val="center"/>
             <w:tcMar>
-              <w:top w:w="80" w:type="dxa"/>
-              <w:bottom w:w="80" w:type="dxa"/>
+              <w:top w:w="65" w:type="dxa"/>
+              <w:bottom w:w="65" w:type="dxa"/>
               <w:left w:w="100" w:type="dxa"/>
               <w:right w:w="100" w:type="dxa"/>
             </w:tcMar>
@@ -12632,8 +12542,8 @@
             <w:tcW w:type="dxa" w:w="4677"/>
             <w:vAlign w:val="center"/>
             <w:tcMar>
-              <w:top w:w="80" w:type="dxa"/>
-              <w:bottom w:w="80" w:type="dxa"/>
+              <w:top w:w="65" w:type="dxa"/>
+              <w:bottom w:w="65" w:type="dxa"/>
               <w:left w:w="100" w:type="dxa"/>
               <w:right w:w="100" w:type="dxa"/>
             </w:tcMar>
@@ -12660,8 +12570,8 @@
             <w:tcW w:type="dxa" w:w="3770"/>
             <w:vAlign w:val="center"/>
             <w:tcMar>
-              <w:top w:w="80" w:type="dxa"/>
-              <w:bottom w:w="80" w:type="dxa"/>
+              <w:top w:w="65" w:type="dxa"/>
+              <w:bottom w:w="65" w:type="dxa"/>
               <w:left w:w="100" w:type="dxa"/>
               <w:right w:w="100" w:type="dxa"/>
             </w:tcMar>
@@ -12693,8 +12603,8 @@
             <w:tcW w:type="dxa" w:w="1191"/>
             <w:vAlign w:val="center"/>
             <w:tcMar>
-              <w:top w:w="80" w:type="dxa"/>
-              <w:bottom w:w="80" w:type="dxa"/>
+              <w:top w:w="65" w:type="dxa"/>
+              <w:bottom w:w="65" w:type="dxa"/>
               <w:left w:w="100" w:type="dxa"/>
               <w:right w:w="100" w:type="dxa"/>
             </w:tcMar>
@@ -12722,8 +12632,8 @@
             <w:tcW w:type="dxa" w:w="4677"/>
             <w:vAlign w:val="center"/>
             <w:tcMar>
-              <w:top w:w="80" w:type="dxa"/>
-              <w:bottom w:w="80" w:type="dxa"/>
+              <w:top w:w="65" w:type="dxa"/>
+              <w:bottom w:w="65" w:type="dxa"/>
               <w:left w:w="100" w:type="dxa"/>
               <w:right w:w="100" w:type="dxa"/>
             </w:tcMar>
@@ -12750,8 +12660,8 @@
             <w:tcW w:type="dxa" w:w="3770"/>
             <w:vAlign w:val="center"/>
             <w:tcMar>
-              <w:top w:w="80" w:type="dxa"/>
-              <w:bottom w:w="80" w:type="dxa"/>
+              <w:top w:w="65" w:type="dxa"/>
+              <w:bottom w:w="65" w:type="dxa"/>
               <w:left w:w="100" w:type="dxa"/>
               <w:right w:w="100" w:type="dxa"/>
             </w:tcMar>
@@ -12783,8 +12693,8 @@
             <w:tcW w:type="dxa" w:w="1191"/>
             <w:vAlign w:val="center"/>
             <w:tcMar>
-              <w:top w:w="80" w:type="dxa"/>
-              <w:bottom w:w="80" w:type="dxa"/>
+              <w:top w:w="65" w:type="dxa"/>
+              <w:bottom w:w="65" w:type="dxa"/>
               <w:left w:w="100" w:type="dxa"/>
               <w:right w:w="100" w:type="dxa"/>
             </w:tcMar>
@@ -12812,8 +12722,8 @@
             <w:tcW w:type="dxa" w:w="4677"/>
             <w:vAlign w:val="center"/>
             <w:tcMar>
-              <w:top w:w="80" w:type="dxa"/>
-              <w:bottom w:w="80" w:type="dxa"/>
+              <w:top w:w="65" w:type="dxa"/>
+              <w:bottom w:w="65" w:type="dxa"/>
               <w:left w:w="100" w:type="dxa"/>
               <w:right w:w="100" w:type="dxa"/>
             </w:tcMar>
@@ -12840,8 +12750,8 @@
             <w:tcW w:type="dxa" w:w="3770"/>
             <w:vAlign w:val="center"/>
             <w:tcMar>
-              <w:top w:w="80" w:type="dxa"/>
-              <w:bottom w:w="80" w:type="dxa"/>
+              <w:top w:w="65" w:type="dxa"/>
+              <w:bottom w:w="65" w:type="dxa"/>
               <w:left w:w="100" w:type="dxa"/>
               <w:right w:w="100" w:type="dxa"/>
             </w:tcMar>
@@ -12873,8 +12783,8 @@
             <w:tcW w:type="dxa" w:w="1191"/>
             <w:vAlign w:val="center"/>
             <w:tcMar>
-              <w:top w:w="80" w:type="dxa"/>
-              <w:bottom w:w="80" w:type="dxa"/>
+              <w:top w:w="65" w:type="dxa"/>
+              <w:bottom w:w="65" w:type="dxa"/>
               <w:left w:w="100" w:type="dxa"/>
               <w:right w:w="100" w:type="dxa"/>
             </w:tcMar>
@@ -12902,8 +12812,8 @@
             <w:tcW w:type="dxa" w:w="4677"/>
             <w:vAlign w:val="center"/>
             <w:tcMar>
-              <w:top w:w="80" w:type="dxa"/>
-              <w:bottom w:w="80" w:type="dxa"/>
+              <w:top w:w="65" w:type="dxa"/>
+              <w:bottom w:w="65" w:type="dxa"/>
               <w:left w:w="100" w:type="dxa"/>
               <w:right w:w="100" w:type="dxa"/>
             </w:tcMar>
@@ -12930,8 +12840,8 @@
             <w:tcW w:type="dxa" w:w="3770"/>
             <w:vAlign w:val="center"/>
             <w:tcMar>
-              <w:top w:w="80" w:type="dxa"/>
-              <w:bottom w:w="80" w:type="dxa"/>
+              <w:top w:w="65" w:type="dxa"/>
+              <w:bottom w:w="65" w:type="dxa"/>
               <w:left w:w="100" w:type="dxa"/>
               <w:right w:w="100" w:type="dxa"/>
             </w:tcMar>
@@ -12963,8 +12873,8 @@
             <w:tcW w:type="dxa" w:w="1191"/>
             <w:vAlign w:val="center"/>
             <w:tcMar>
-              <w:top w:w="80" w:type="dxa"/>
-              <w:bottom w:w="80" w:type="dxa"/>
+              <w:top w:w="65" w:type="dxa"/>
+              <w:bottom w:w="65" w:type="dxa"/>
               <w:left w:w="100" w:type="dxa"/>
               <w:right w:w="100" w:type="dxa"/>
             </w:tcMar>
@@ -12992,8 +12902,8 @@
             <w:tcW w:type="dxa" w:w="4677"/>
             <w:vAlign w:val="center"/>
             <w:tcMar>
-              <w:top w:w="80" w:type="dxa"/>
-              <w:bottom w:w="80" w:type="dxa"/>
+              <w:top w:w="65" w:type="dxa"/>
+              <w:bottom w:w="65" w:type="dxa"/>
               <w:left w:w="100" w:type="dxa"/>
               <w:right w:w="100" w:type="dxa"/>
             </w:tcMar>
@@ -13020,8 +12930,8 @@
             <w:tcW w:type="dxa" w:w="3770"/>
             <w:vAlign w:val="center"/>
             <w:tcMar>
-              <w:top w:w="80" w:type="dxa"/>
-              <w:bottom w:w="80" w:type="dxa"/>
+              <w:top w:w="65" w:type="dxa"/>
+              <w:bottom w:w="65" w:type="dxa"/>
               <w:left w:w="100" w:type="dxa"/>
               <w:right w:w="100" w:type="dxa"/>
             </w:tcMar>
@@ -13053,8 +12963,8 @@
             <w:tcW w:type="dxa" w:w="1191"/>
             <w:vAlign w:val="center"/>
             <w:tcMar>
-              <w:top w:w="80" w:type="dxa"/>
-              <w:bottom w:w="80" w:type="dxa"/>
+              <w:top w:w="65" w:type="dxa"/>
+              <w:bottom w:w="65" w:type="dxa"/>
               <w:left w:w="100" w:type="dxa"/>
               <w:right w:w="100" w:type="dxa"/>
             </w:tcMar>
@@ -13082,8 +12992,8 @@
             <w:tcW w:type="dxa" w:w="4677"/>
             <w:vAlign w:val="center"/>
             <w:tcMar>
-              <w:top w:w="80" w:type="dxa"/>
-              <w:bottom w:w="80" w:type="dxa"/>
+              <w:top w:w="65" w:type="dxa"/>
+              <w:bottom w:w="65" w:type="dxa"/>
               <w:left w:w="100" w:type="dxa"/>
               <w:right w:w="100" w:type="dxa"/>
             </w:tcMar>
@@ -13110,8 +13020,8 @@
             <w:tcW w:type="dxa" w:w="3770"/>
             <w:vAlign w:val="center"/>
             <w:tcMar>
-              <w:top w:w="80" w:type="dxa"/>
-              <w:bottom w:w="80" w:type="dxa"/>
+              <w:top w:w="65" w:type="dxa"/>
+              <w:bottom w:w="65" w:type="dxa"/>
               <w:left w:w="100" w:type="dxa"/>
               <w:right w:w="100" w:type="dxa"/>
             </w:tcMar>
@@ -13143,8 +13053,8 @@
             <w:tcW w:type="dxa" w:w="1191"/>
             <w:vAlign w:val="center"/>
             <w:tcMar>
-              <w:top w:w="80" w:type="dxa"/>
-              <w:bottom w:w="80" w:type="dxa"/>
+              <w:top w:w="65" w:type="dxa"/>
+              <w:bottom w:w="65" w:type="dxa"/>
               <w:left w:w="100" w:type="dxa"/>
               <w:right w:w="100" w:type="dxa"/>
             </w:tcMar>
@@ -13172,8 +13082,8 @@
             <w:tcW w:type="dxa" w:w="4677"/>
             <w:vAlign w:val="center"/>
             <w:tcMar>
-              <w:top w:w="80" w:type="dxa"/>
-              <w:bottom w:w="80" w:type="dxa"/>
+              <w:top w:w="65" w:type="dxa"/>
+              <w:bottom w:w="65" w:type="dxa"/>
               <w:left w:w="100" w:type="dxa"/>
               <w:right w:w="100" w:type="dxa"/>
             </w:tcMar>
@@ -13200,8 +13110,8 @@
             <w:tcW w:type="dxa" w:w="3770"/>
             <w:vAlign w:val="center"/>
             <w:tcMar>
-              <w:top w:w="80" w:type="dxa"/>
-              <w:bottom w:w="80" w:type="dxa"/>
+              <w:top w:w="65" w:type="dxa"/>
+              <w:bottom w:w="65" w:type="dxa"/>
               <w:left w:w="100" w:type="dxa"/>
               <w:right w:w="100" w:type="dxa"/>
             </w:tcMar>
@@ -13233,8 +13143,8 @@
             <w:tcW w:type="dxa" w:w="1191"/>
             <w:vAlign w:val="center"/>
             <w:tcMar>
-              <w:top w:w="80" w:type="dxa"/>
-              <w:bottom w:w="80" w:type="dxa"/>
+              <w:top w:w="65" w:type="dxa"/>
+              <w:bottom w:w="65" w:type="dxa"/>
               <w:left w:w="100" w:type="dxa"/>
               <w:right w:w="100" w:type="dxa"/>
             </w:tcMar>
@@ -13262,8 +13172,8 @@
             <w:tcW w:type="dxa" w:w="4677"/>
             <w:vAlign w:val="center"/>
             <w:tcMar>
-              <w:top w:w="80" w:type="dxa"/>
-              <w:bottom w:w="80" w:type="dxa"/>
+              <w:top w:w="65" w:type="dxa"/>
+              <w:bottom w:w="65" w:type="dxa"/>
               <w:left w:w="100" w:type="dxa"/>
               <w:right w:w="100" w:type="dxa"/>
             </w:tcMar>
@@ -13290,8 +13200,8 @@
             <w:tcW w:type="dxa" w:w="3770"/>
             <w:vAlign w:val="center"/>
             <w:tcMar>
-              <w:top w:w="80" w:type="dxa"/>
-              <w:bottom w:w="80" w:type="dxa"/>
+              <w:top w:w="65" w:type="dxa"/>
+              <w:bottom w:w="65" w:type="dxa"/>
               <w:left w:w="100" w:type="dxa"/>
               <w:right w:w="100" w:type="dxa"/>
             </w:tcMar>
@@ -13330,11 +13240,6 @@
       <w:pPr/>
       <w:r>
         <w:t>Envios aceitam visões pending, sent, history, updates e open. Histórico aceita view RECORD ou GROUP; PCP usa registros por padrão e view GROUP para cabeçalhos. Posição disponível exige produto e lote ou fabricação. Filtros e campos de criação seguem os DTOs de cada endpoint.</w:t>
-      </w:r>
-    </w:p>
-    <w:p>
-      <w:r>
-        <w:br w:type="page"/>
       </w:r>
     </w:p>
     <w:p>
@@ -13963,6 +13868,189 @@
           </w:p>
         </w:tc>
       </w:tr>
+      <w:tr>
+        <w:trPr>
+          <w:cantSplit/>
+        </w:trPr>
+        <w:tc>
+          <w:tcPr>
+            <w:tcW w:type="dxa" w:w="3572"/>
+            <w:vAlign w:val="center"/>
+            <w:tcMar>
+              <w:top w:w="80" w:type="dxa"/>
+              <w:bottom w:w="80" w:type="dxa"/>
+              <w:left w:w="100" w:type="dxa"/>
+              <w:right w:w="100" w:type="dxa"/>
+            </w:tcMar>
+            <w:shd w:fill="FFFFFF"/>
+          </w:tcPr>
+          <w:p>
+            <w:pPr>
+              <w:keepNext w:val="0"/>
+              <w:spacing w:after="0" w:line="250" w:lineRule="auto"/>
+            </w:pPr>
+            <w:r>
+              <w:rPr>
+                <w:rFonts w:ascii="Arial" w:hAnsi="Arial"/>
+                <w:b w:val="0"/>
+                <w:color w:val="000000"/>
+                <w:sz w:val="18"/>
+              </w:rPr>
+              <w:t>Relatório da etapa 61</w:t>
+            </w:r>
+          </w:p>
+        </w:tc>
+        <w:tc>
+          <w:tcPr>
+            <w:tcW w:type="dxa" w:w="6066"/>
+            <w:vAlign w:val="center"/>
+            <w:tcMar>
+              <w:top w:w="80" w:type="dxa"/>
+              <w:bottom w:w="80" w:type="dxa"/>
+              <w:left w:w="100" w:type="dxa"/>
+              <w:right w:w="100" w:type="dxa"/>
+            </w:tcMar>
+            <w:shd w:fill="FFFFFF"/>
+          </w:tcPr>
+          <w:p>
+            <w:pPr>
+              <w:keepNext w:val="0"/>
+              <w:spacing w:after="0" w:line="250" w:lineRule="auto"/>
+            </w:pPr>
+            <w:r>
+              <w:rPr>
+                <w:rFonts w:ascii="Arial" w:hAnsi="Arial"/>
+                <w:b w:val="0"/>
+                <w:color w:val="000000"/>
+                <w:sz w:val="18"/>
+              </w:rPr>
+              <w:t>Importação pontual do catálogo e linhas pendentes de correção</w:t>
+            </w:r>
+          </w:p>
+        </w:tc>
+      </w:tr>
+      <w:tr>
+        <w:trPr>
+          <w:cantSplit/>
+        </w:trPr>
+        <w:tc>
+          <w:tcPr>
+            <w:tcW w:type="dxa" w:w="3572"/>
+            <w:vAlign w:val="center"/>
+            <w:tcMar>
+              <w:top w:w="80" w:type="dxa"/>
+              <w:bottom w:w="80" w:type="dxa"/>
+              <w:left w:w="100" w:type="dxa"/>
+              <w:right w:w="100" w:type="dxa"/>
+            </w:tcMar>
+            <w:shd w:fill="FFFFFF"/>
+          </w:tcPr>
+          <w:p>
+            <w:pPr>
+              <w:keepNext w:val="0"/>
+              <w:spacing w:after="0" w:line="250" w:lineRule="auto"/>
+            </w:pPr>
+            <w:r>
+              <w:rPr>
+                <w:rFonts w:ascii="Arial" w:hAnsi="Arial"/>
+                <w:b w:val="0"/>
+                <w:color w:val="000000"/>
+                <w:sz w:val="18"/>
+              </w:rPr>
+              <w:t>Relatório da etapa 62</w:t>
+            </w:r>
+          </w:p>
+        </w:tc>
+        <w:tc>
+          <w:tcPr>
+            <w:tcW w:type="dxa" w:w="6066"/>
+            <w:vAlign w:val="center"/>
+            <w:tcMar>
+              <w:top w:w="80" w:type="dxa"/>
+              <w:bottom w:w="80" w:type="dxa"/>
+              <w:left w:w="100" w:type="dxa"/>
+              <w:right w:w="100" w:type="dxa"/>
+            </w:tcMar>
+            <w:shd w:fill="FFFFFF"/>
+          </w:tcPr>
+          <w:p>
+            <w:pPr>
+              <w:keepNext w:val="0"/>
+              <w:spacing w:after="0" w:line="250" w:lineRule="auto"/>
+            </w:pPr>
+            <w:r>
+              <w:rPr>
+                <w:rFonts w:ascii="Arial" w:hAnsi="Arial"/>
+                <w:b w:val="0"/>
+                <w:color w:val="000000"/>
+                <w:sz w:val="18"/>
+              </w:rPr>
+              <w:t>Recuperação do acesso pela gestão de usuários existente</w:t>
+            </w:r>
+          </w:p>
+        </w:tc>
+      </w:tr>
+      <w:tr>
+        <w:trPr>
+          <w:cantSplit/>
+        </w:trPr>
+        <w:tc>
+          <w:tcPr>
+            <w:tcW w:type="dxa" w:w="3572"/>
+            <w:vAlign w:val="center"/>
+            <w:tcMar>
+              <w:top w:w="80" w:type="dxa"/>
+              <w:bottom w:w="80" w:type="dxa"/>
+              <w:left w:w="100" w:type="dxa"/>
+              <w:right w:w="100" w:type="dxa"/>
+            </w:tcMar>
+            <w:shd w:fill="FFFFFF"/>
+          </w:tcPr>
+          <w:p>
+            <w:pPr>
+              <w:keepNext w:val="0"/>
+              <w:spacing w:after="0" w:line="250" w:lineRule="auto"/>
+            </w:pPr>
+            <w:r>
+              <w:rPr>
+                <w:rFonts w:ascii="Arial" w:hAnsi="Arial"/>
+                <w:b w:val="0"/>
+                <w:color w:val="000000"/>
+                <w:sz w:val="18"/>
+              </w:rPr>
+              <w:t>Relatório da etapa 63</w:t>
+            </w:r>
+          </w:p>
+        </w:tc>
+        <w:tc>
+          <w:tcPr>
+            <w:tcW w:type="dxa" w:w="6066"/>
+            <w:vAlign w:val="center"/>
+            <w:tcMar>
+              <w:top w:w="80" w:type="dxa"/>
+              <w:bottom w:w="80" w:type="dxa"/>
+              <w:left w:w="100" w:type="dxa"/>
+              <w:right w:w="100" w:type="dxa"/>
+            </w:tcMar>
+            <w:shd w:fill="FFFFFF"/>
+          </w:tcPr>
+          <w:p>
+            <w:pPr>
+              <w:keepNext w:val="0"/>
+              <w:spacing w:after="0" w:line="250" w:lineRule="auto"/>
+            </w:pPr>
+            <w:r>
+              <w:rPr>
+                <w:rFonts w:ascii="Arial" w:hAnsi="Arial"/>
+                <w:b w:val="0"/>
+                <w:color w:val="000000"/>
+                <w:sz w:val="18"/>
+              </w:rPr>
+              <w:t>Diagnóstico de origem CORS divergente no login publicado</w:t>
+            </w:r>
+          </w:p>
+        </w:tc>
+      </w:tr>
     </w:tbl>
     <w:p>
       <w:pPr>
@@ -13985,6 +14073,74 @@
       <w:pPr/>
       <w:r>
         <w:t>Referência técnica adicional: SettingsService e MovementsService para destinos dinâmicos; cliente api.ts para refresh; ReportsController para endpoints CSV; ShipmentsController para cancelamento do envio. A rastreabilidade permite revisar a edição quando esses contratos mudarem.</w:t>
+      </w:r>
+    </w:p>
+    <w:p>
+      <w:pPr>
+        <w:pStyle w:val="Heading1"/>
+      </w:pPr>
+      <w:r>
+        <w:t>19 Registros operacionais recentes</w:t>
+      </w:r>
+    </w:p>
+    <w:p>
+      <w:pPr>
+        <w:pStyle w:val="Heading2"/>
+      </w:pPr>
+      <w:r>
+        <w:t>Catálogo importado</w:t>
+      </w:r>
+    </w:p>
+    <w:p>
+      <w:pPr/>
+      <w:r>
+        <w:t>O relatório da etapa 61 registra, em 02 de outubro de 2026, a importação pontual de 10.944 produtos válidos do catálogo Oderich: 6.385 UN, 3.935 CX e 624 FD, com 5.899 vínculos entre embalagens e códigos unitários. Produtos foram persistidos com regras de cadastro, constraints e auditoria existentes; a carga não criou uma nova API ou funcionalidade de importação.</w:t>
+      </w:r>
+    </w:p>
+    <w:p>
+      <w:pPr/>
+      <w:r>
+        <w:t>Gramatura foi utilizada somente em UN, e as alternativas de uma embalagem mantiveram o mesmo fator, sem soma de componentes. Nenhum código, fator ou vínculo ausente foi inventado. Linhas válidas foram conferidas contra o manifesto da carga e posições, lotes e movimentações não foram criados por esse processo.</w:t>
+      </w:r>
+    </w:p>
+    <w:p>
+      <w:pPr/>
+      <w:r>
+        <w:t>Ficaram fora da carga 1.039 linhas para correção, incluindo unidades KG ou L não admitidas pelo modelo atual, código fora do padrão, gramatura ausente, componente inexistente e fatores divergentes. Os motivos podem se sobrepor e não devem ser somados. A futura carga das correções deve conciliar o catálogo já existente, sem repetir a carga integral. O backlog registra essa necessidade em BL23.</w:t>
+      </w:r>
+    </w:p>
+    <w:p>
+      <w:pPr>
+        <w:pStyle w:val="Heading2"/>
+      </w:pPr>
+      <w:r>
+        <w:t>Recuperação administrativa</w:t>
+      </w:r>
+    </w:p>
+    <w:p>
+      <w:pPr/>
+      <w:r>
+        <w:t>A etapa 62 registra recuperação da conta administrativa pela gestão de usuários existente, com hash Argon2id, transação, revogação de sessões anteriores e auditoria. O bootstrap é destinado à criação inicial e não atualiza contas existentes; repetição do mesmo login continua bloqueada por duplicidade. Novas contas são geridas pelo administrador na interface apropriada.</w:t>
+      </w:r>
+    </w:p>
+    <w:p>
+      <w:pPr>
+        <w:pStyle w:val="Heading2"/>
+      </w:pPr>
+      <w:r>
+        <w:t>Diagnóstico do login publicado</w:t>
+      </w:r>
+    </w:p>
+    <w:p>
+      <w:pPr/>
+      <w:r>
+        <w:t>A etapa 63 registra API e banco disponíveis, mas acesso pelo navegador bloqueado por divergência de CORS: a origem configurada tinha barra final e a origem enviada pelo navegador não tinha. A configuração FRONTEND_URL do backend publicado deve corresponder exatamente à origem do frontend, sem barra final, mantendo URLs locais no desenvolvimento.</w:t>
+      </w:r>
+    </w:p>
+    <w:p>
+      <w:pPr/>
+      <w:r>
+        <w:t>Esse relatório registra a correção como pendente e não comprova um novo deploy. BL22 começa pela verificação do estado atual e, se a divergência persistir, trata configuração e publicação. Um health check positivo, isoladamente, não comprova que o navegador consegue autenticar. Estas observações são registros da data indicada, não monitoração em tempo real.</w:t>
       </w:r>
     </w:p>
     <w:sectPr>
@@ -14454,6 +14610,7 @@
     <w:pPr>
       <w:keepNext/>
       <w:keepLines/>
+      <w:pageBreakBefore/>
       <w:spacing w:before="0" w:after="240" w:line="252" w:lineRule="auto"/>
       <w:outlineLvl w:val="0"/>
     </w:pPr>
